--- a/Aula5/Apostila_TypeScript.docx
+++ b/Aula5/Apostila_TypeScript.docx
@@ -366,7 +366,7 @@
               </w:rPr>
               <w:t>2. TypeScript vs JavaScript</w:t>
               <w:tab/>
-              <w:t>5</w:t>
+              <w:t>4</w:t>
             </w:r>
           </w:hyperlink>
         </w:p>
@@ -386,7 +386,7 @@
               </w:rPr>
               <w:t>3. Instalação e Configuração</w:t>
               <w:tab/>
-              <w:t>6</w:t>
+              <w:t>5</w:t>
             </w:r>
           </w:hyperlink>
         </w:p>
@@ -406,7 +406,7 @@
               </w:rPr>
               <w:t>3.1. Instalação no projeto Tech Store (com Vite)</w:t>
               <w:tab/>
-              <w:t>6</w:t>
+              <w:t>5</w:t>
             </w:r>
           </w:hyperlink>
         </w:p>
@@ -426,7 +426,7 @@
               </w:rPr>
               <w:t>3.2. O arquivo tsconfig.json</w:t>
               <w:tab/>
-              <w:t>6</w:t>
+              <w:t>5</w:t>
             </w:r>
           </w:hyperlink>
         </w:p>
@@ -446,7 +446,7 @@
               </w:rPr>
               <w:t>4. Tipos Básicos</w:t>
               <w:tab/>
-              <w:t>7</w:t>
+              <w:t>6</w:t>
             </w:r>
           </w:hyperlink>
         </w:p>
@@ -466,7 +466,7 @@
               </w:rPr>
               <w:t>4.1. Tipos primitivos</w:t>
               <w:tab/>
-              <w:t>7</w:t>
+              <w:t>6</w:t>
             </w:r>
           </w:hyperlink>
         </w:p>
@@ -486,7 +486,7 @@
               </w:rPr>
               <w:t>4.2. Arrays e Tuplas</w:t>
               <w:tab/>
-              <w:t>7</w:t>
+              <w:t>6</w:t>
             </w:r>
           </w:hyperlink>
         </w:p>
@@ -526,7 +526,7 @@
               </w:rPr>
               <w:t>5. Interfaces e Type Aliases</w:t>
               <w:tab/>
-              <w:t>9</w:t>
+              <w:t>8</w:t>
             </w:r>
           </w:hyperlink>
         </w:p>
@@ -546,7 +546,7 @@
               </w:rPr>
               <w:t>5.1. Interfaces</w:t>
               <w:tab/>
-              <w:t>9</w:t>
+              <w:t>8</w:t>
             </w:r>
           </w:hyperlink>
         </w:p>
@@ -586,7 +586,7 @@
               </w:rPr>
               <w:t>5.3. Interface vs Type — quando usar cada um</w:t>
               <w:tab/>
-              <w:t>10</w:t>
+              <w:t>9</w:t>
             </w:r>
           </w:hyperlink>
         </w:p>
@@ -606,7 +606,7 @@
               </w:rPr>
               <w:t>6. Funções Tipadas</w:t>
               <w:tab/>
-              <w:t>11</w:t>
+              <w:t>10</w:t>
             </w:r>
           </w:hyperlink>
         </w:p>
@@ -626,7 +626,7 @@
               </w:rPr>
               <w:t>6.1. Parâmetros e retorno</w:t>
               <w:tab/>
-              <w:t>11</w:t>
+              <w:t>10</w:t>
             </w:r>
           </w:hyperlink>
         </w:p>
@@ -646,7 +646,7 @@
               </w:rPr>
               <w:t>6.2. Funções com objetos e interfaces</w:t>
               <w:tab/>
-              <w:t>11</w:t>
+              <w:t>10</w:t>
             </w:r>
           </w:hyperlink>
         </w:p>
@@ -666,7 +666,7 @@
               </w:rPr>
               <w:t>7. Generics</w:t>
               <w:tab/>
-              <w:t>12</w:t>
+              <w:t>11</w:t>
             </w:r>
           </w:hyperlink>
         </w:p>
@@ -686,7 +686,7 @@
               </w:rPr>
               <w:t>7.1. O problema que os Generics resolvem</w:t>
               <w:tab/>
-              <w:t>12</w:t>
+              <w:t>11</w:t>
             </w:r>
           </w:hyperlink>
         </w:p>
@@ -726,7 +726,7 @@
               </w:rPr>
               <w:t>8. Classes e Programação Orientada a Objetos</w:t>
               <w:tab/>
-              <w:t>14</w:t>
+              <w:t>13</w:t>
             </w:r>
           </w:hyperlink>
         </w:p>
@@ -746,7 +746,7 @@
               </w:rPr>
               <w:t>8.1. Modificadores de acesso</w:t>
               <w:tab/>
-              <w:t>14</w:t>
+              <w:t>13</w:t>
             </w:r>
           </w:hyperlink>
         </w:p>
@@ -766,7 +766,7 @@
               </w:rPr>
               <w:t>8.2. Shorthand de construtor</w:t>
               <w:tab/>
-              <w:t>14</w:t>
+              <w:t>13</w:t>
             </w:r>
           </w:hyperlink>
         </w:p>
@@ -786,7 +786,7 @@
               </w:rPr>
               <w:t>8.3. Implementando interfaces</w:t>
               <w:tab/>
-              <w:t>15</w:t>
+              <w:t>14</w:t>
             </w:r>
           </w:hyperlink>
         </w:p>
@@ -806,7 +806,7 @@
               </w:rPr>
               <w:t>9. Tipos Utilitários (Utility Types)</w:t>
               <w:tab/>
-              <w:t>16</w:t>
+              <w:t>15</w:t>
             </w:r>
           </w:hyperlink>
         </w:p>
@@ -826,7 +826,7 @@
               </w:rPr>
               <w:t>10. TypeScript no projeto Tech Store</w:t>
               <w:tab/>
-              <w:t>17</w:t>
+              <w:t>16</w:t>
             </w:r>
           </w:hyperlink>
         </w:p>
@@ -846,7 +846,7 @@
               </w:rPr>
               <w:t>10.1. Tipando o sistema de temas</w:t>
               <w:tab/>
-              <w:t>17</w:t>
+              <w:t>16</w:t>
             </w:r>
           </w:hyperlink>
         </w:p>
@@ -866,7 +866,7 @@
               </w:rPr>
               <w:t>10.2. Tipando o main.ts</w:t>
               <w:tab/>
-              <w:t>17</w:t>
+              <w:t>16</w:t>
             </w:r>
           </w:hyperlink>
         </w:p>
@@ -886,7 +886,7 @@
               </w:rPr>
               <w:t>10.3. Tipando o formulário de contato e ViaCEP</w:t>
               <w:tab/>
-              <w:t>18</w:t>
+              <w:t>17</w:t>
             </w:r>
           </w:hyperlink>
         </w:p>
@@ -906,7 +906,7 @@
               </w:rPr>
               <w:t>11. Exercícios Práticos</w:t>
               <w:tab/>
-              <w:t>20</w:t>
+              <w:t>18</w:t>
             </w:r>
           </w:hyperlink>
         </w:p>
@@ -924,49 +924,9 @@
               <w:rPr>
                 <w:rStyle w:val="Vnculodendice"/>
               </w:rPr>
-              <w:t>11.1. Nível básico</w:t>
+              <w:t>11.1. Atividade</w:t>
               <w:tab/>
-              <w:t>20</w:t>
-            </w:r>
-          </w:hyperlink>
-        </w:p>
-        <w:p>
-          <w:pPr>
-            <w:pStyle w:val="TOC2"/>
-            <w:tabs>
-              <w:tab w:val="clear" w:pos="9355"/>
-              <w:tab w:val="right" w:pos="9637" w:leader="dot"/>
-            </w:tabs>
-            <w:rPr/>
-          </w:pPr>
-          <w:hyperlink w:anchor="__RefHeading___Toc2964_3484147082">
-            <w:r>
-              <w:rPr>
-                <w:rStyle w:val="Vnculodendice"/>
-              </w:rPr>
-              <w:t>11.2. Nível intermediário</w:t>
-              <w:tab/>
-              <w:t>20</w:t>
-            </w:r>
-          </w:hyperlink>
-        </w:p>
-        <w:p>
-          <w:pPr>
-            <w:pStyle w:val="TOC2"/>
-            <w:tabs>
-              <w:tab w:val="clear" w:pos="9355"/>
-              <w:tab w:val="right" w:pos="9637" w:leader="dot"/>
-            </w:tabs>
-            <w:rPr/>
-          </w:pPr>
-          <w:hyperlink w:anchor="__RefHeading___Toc2966_3484147082">
-            <w:r>
-              <w:rPr>
-                <w:rStyle w:val="Vnculodendice"/>
-              </w:rPr>
-              <w:t>11.3. Projeto Tech Store</w:t>
-              <w:tab/>
-              <w:t>20</w:t>
+              <w:t>18</w:t>
             </w:r>
           </w:hyperlink>
         </w:p>
@@ -986,7 +946,7 @@
               </w:rPr>
               <w:t>12. Referências e Leituras Complementares</w:t>
               <w:tab/>
-              <w:t>21</w:t>
+              <w:t>19</w:t>
             </w:r>
           </w:hyperlink>
         </w:p>
@@ -1006,7 +966,7 @@
               </w:rPr>
               <w:t>Documentação Oficial</w:t>
               <w:tab/>
-              <w:t>21</w:t>
+              <w:t>19</w:t>
             </w:r>
           </w:hyperlink>
         </w:p>
@@ -1026,7 +986,7 @@
               </w:rPr>
               <w:t>Livros Recomendados</w:t>
               <w:tab/>
-              <w:t>21</w:t>
+              <w:t>19</w:t>
             </w:r>
           </w:hyperlink>
         </w:p>
@@ -1046,7 +1006,7 @@
               </w:rPr>
               <w:t>Ferramentas e Ambientes</w:t>
               <w:tab/>
-              <w:t>21</w:t>
+              <w:t>19</w:t>
             </w:r>
           </w:hyperlink>
         </w:p>
@@ -1066,7 +1026,7 @@
               </w:rPr>
               <w:t>Tutoriais Online</w:t>
               <w:tab/>
-              <w:t>21</w:t>
+              <w:t>19</w:t>
             </w:r>
           </w:hyperlink>
           <w:r>
@@ -1115,7 +1075,7 @@
       <w:bookmarkEnd w:id="0"/>
       <w:r>
         <w:rPr>
-          <w:rFonts w:eastAsia="Arial" w:cs="Arial" w:ascii="Arial" w:hAnsi="Arial"/>
+          <w:rFonts w:eastAsia="Arial" w:cs="Arial"/>
           <w:b/>
           <w:bCs/>
           <w:color w:val="1A3A5C"/>
@@ -1457,7 +1417,9 @@
         </w:tc>
       </w:tr>
       <w:tr>
-        <w:trPr/>
+        <w:trPr>
+          <w:trHeight w:val="382" w:hRule="atLeast"/>
+        </w:trPr>
         <w:tc>
           <w:tcPr>
             <w:tcW w:w="3000" w:type="dxa"/>
@@ -1666,7 +1628,7 @@
       <w:bookmarkEnd w:id="1"/>
       <w:r>
         <w:rPr>
-          <w:rFonts w:eastAsia="Arial" w:cs="Arial" w:ascii="Arial" w:hAnsi="Arial"/>
+          <w:rFonts w:eastAsia="Arial" w:cs="Arial"/>
           <w:b/>
           <w:bCs/>
           <w:color w:val="2E75B6"/>
@@ -1972,97 +1934,24 @@
       <w:pPr>
         <w:pStyle w:val="Normal"/>
         <w:spacing w:before="200" w:after="0"/>
-        <w:rPr/>
+        <w:rPr>
+          <w:rFonts w:ascii="Arial" w:hAnsi="Arial" w:eastAsia="Arial" w:cs="Arial"/>
+          <w:b/>
+          <w:bCs/>
+          <w:color w:val="1A3A5C"/>
+          <w:sz w:val="36"/>
+          <w:szCs w:val="36"/>
+        </w:rPr>
       </w:pPr>
       <w:r>
-        <w:rPr/>
-      </w:r>
-    </w:p>
-    <w:tbl>
-      <w:tblPr>
-        <w:tblW w:w="9026" w:type="dxa"/>
-        <w:jc w:val="left"/>
-        <w:tblInd w:w="0" w:type="dxa"/>
-        <w:tblLayout w:type="fixed"/>
-        <w:tblCellMar>
-          <w:top w:w="80" w:type="dxa"/>
-          <w:left w:w="160" w:type="dxa"/>
-          <w:bottom w:w="80" w:type="dxa"/>
-          <w:right w:w="160" w:type="dxa"/>
-        </w:tblCellMar>
-      </w:tblPr>
-      <w:tblGrid>
-        <w:gridCol w:w="9026"/>
-      </w:tblGrid>
-      <w:tr>
-        <w:trPr/>
-        <w:tc>
-          <w:tcPr>
-            <w:tcW w:w="9026" w:type="dxa"/>
-            <w:tcBorders>
-              <w:left w:val="single" w:sz="20" w:space="0" w:color="E65100"/>
-            </w:tcBorders>
-            <w:shd w:fill="FFF3E0" w:val="clear"/>
-          </w:tcPr>
-          <w:p>
-            <w:pPr>
-              <w:pStyle w:val="Normal"/>
-              <w:rPr/>
-            </w:pPr>
-            <w:r>
-              <w:rPr>
-                <w:rFonts w:eastAsia="Arial" w:cs="Arial"/>
-                <w:b/>
-                <w:bCs/>
-                <w:color w:val="E65100"/>
-                <w:sz w:val="22"/>
-                <w:szCs w:val="22"/>
-              </w:rPr>
-              <w:t xml:space="preserve">⚠ </w:t>
-            </w:r>
-            <w:r>
-              <w:rPr>
-                <w:rFonts w:eastAsia="Arial" w:cs="Arial"/>
-                <w:b/>
-                <w:bCs/>
-                <w:color w:val="E65100"/>
-                <w:sz w:val="22"/>
-                <w:szCs w:val="22"/>
-              </w:rPr>
-              <w:t xml:space="preserve">Atenção: </w:t>
-            </w:r>
-            <w:r>
-              <w:rPr>
-                <w:rFonts w:eastAsia="Arial" w:cs="Arial"/>
-                <w:sz w:val="22"/>
-                <w:szCs w:val="22"/>
-              </w:rPr>
-              <w:t>Tipagem estática não significa que o TypeScript transforma JavaScript em uma linguagem diferente. Ela funciona como uma camada de verificação em tempo de desenvolvimento — em runtime, é JavaScript puro como sempre.</w:t>
-            </w:r>
-          </w:p>
-        </w:tc>
-      </w:tr>
-    </w:tbl>
-    <w:p>
-      <w:pPr>
-        <w:pStyle w:val="Normal"/>
-        <w:spacing w:before="300" w:after="0"/>
-        <w:rPr/>
-      </w:pPr>
-      <w:r>
-        <w:rPr/>
-      </w:r>
-    </w:p>
-    <w:p>
-      <w:pPr>
-        <w:pStyle w:val="Normal"/>
-        <w:rPr/>
-      </w:pPr>
-      <w:r>
-        <w:rPr/>
-      </w:r>
-      <w:r>
-        <w:br w:type="page"/>
+        <w:rPr>
+          <w:rFonts w:eastAsia="Arial" w:cs="Arial"/>
+          <w:b/>
+          <w:bCs/>
+          <w:color w:val="1A3A5C"/>
+          <w:sz w:val="36"/>
+          <w:szCs w:val="36"/>
+        </w:rPr>
       </w:r>
     </w:p>
     <w:p>
@@ -2072,13 +1961,20 @@
           <w:bottom w:val="single" w:sz="8" w:space="4" w:color="2E75B6"/>
         </w:pBdr>
         <w:spacing w:before="0" w:after="200"/>
-        <w:rPr/>
+        <w:rPr>
+          <w:rFonts w:ascii="Arial" w:hAnsi="Arial" w:eastAsia="Arial" w:cs="Arial"/>
+          <w:b/>
+          <w:bCs/>
+          <w:color w:val="1A3A5C"/>
+          <w:sz w:val="36"/>
+          <w:szCs w:val="36"/>
+        </w:rPr>
       </w:pPr>
       <w:bookmarkStart w:id="2" w:name="__RefHeading___Toc2906_3484147082"/>
       <w:bookmarkEnd w:id="2"/>
       <w:r>
         <w:rPr>
-          <w:rFonts w:eastAsia="Arial" w:cs="Arial" w:ascii="Arial" w:hAnsi="Arial"/>
+          <w:rFonts w:eastAsia="Arial" w:cs="Arial"/>
           <w:b/>
           <w:bCs/>
           <w:color w:val="1A3A5C"/>
@@ -3196,7 +3092,7 @@
       <w:bookmarkEnd w:id="3"/>
       <w:r>
         <w:rPr>
-          <w:rFonts w:eastAsia="Arial" w:cs="Arial" w:ascii="Arial" w:hAnsi="Arial"/>
+          <w:rFonts w:eastAsia="Arial" w:cs="Arial"/>
           <w:b/>
           <w:bCs/>
           <w:color w:val="1A3A5C"/>
@@ -3216,7 +3112,7 @@
       <w:bookmarkEnd w:id="4"/>
       <w:r>
         <w:rPr>
-          <w:rFonts w:eastAsia="Arial" w:cs="Arial" w:ascii="Arial" w:hAnsi="Arial"/>
+          <w:rFonts w:eastAsia="Arial" w:cs="Arial"/>
           <w:b/>
           <w:bCs/>
           <w:color w:val="2E75B6"/>
@@ -3456,7 +3352,7 @@
       <w:bookmarkEnd w:id="5"/>
       <w:r>
         <w:rPr>
-          <w:rFonts w:eastAsia="Arial" w:cs="Arial" w:ascii="Arial" w:hAnsi="Arial"/>
+          <w:rFonts w:eastAsia="Arial" w:cs="Arial"/>
           <w:b/>
           <w:bCs/>
           <w:color w:val="2E75B6"/>
@@ -3951,7 +3847,7 @@
       <w:bookmarkEnd w:id="6"/>
       <w:r>
         <w:rPr>
-          <w:rFonts w:eastAsia="Arial" w:cs="Arial" w:ascii="Arial" w:hAnsi="Arial"/>
+          <w:rFonts w:eastAsia="Arial" w:cs="Arial"/>
           <w:b/>
           <w:bCs/>
           <w:color w:val="1A3A5C"/>
@@ -3996,7 +3892,7 @@
       <w:bookmarkEnd w:id="7"/>
       <w:r>
         <w:rPr>
-          <w:rFonts w:eastAsia="Arial" w:cs="Arial" w:ascii="Arial" w:hAnsi="Arial"/>
+          <w:rFonts w:eastAsia="Arial" w:cs="Arial"/>
           <w:b/>
           <w:bCs/>
           <w:color w:val="2E75B6"/>
@@ -4448,7 +4344,7 @@
       <w:bookmarkEnd w:id="8"/>
       <w:r>
         <w:rPr>
-          <w:rFonts w:eastAsia="Arial" w:cs="Arial" w:ascii="Arial" w:hAnsi="Arial"/>
+          <w:rFonts w:eastAsia="Arial" w:cs="Arial"/>
           <w:b/>
           <w:bCs/>
           <w:color w:val="2E75B6"/>
@@ -4689,13 +4585,47 @@
       <w:pPr>
         <w:pStyle w:val="Heading2"/>
         <w:spacing w:before="300" w:after="150"/>
-        <w:rPr/>
+        <w:rPr>
+          <w:rFonts w:ascii="Arial" w:hAnsi="Arial" w:eastAsia="Arial" w:cs="Arial"/>
+          <w:b/>
+          <w:bCs/>
+          <w:color w:val="2E75B6"/>
+          <w:sz w:val="28"/>
+          <w:szCs w:val="28"/>
+        </w:rPr>
+      </w:pPr>
+      <w:r>
+        <w:rPr>
+          <w:rFonts w:eastAsia="Arial" w:cs="Arial"/>
+          <w:b/>
+          <w:bCs/>
+          <w:color w:val="2E75B6"/>
+          <w:sz w:val="28"/>
+          <w:szCs w:val="28"/>
+        </w:rPr>
+      </w:r>
+      <w:r>
+        <w:br w:type="page"/>
+      </w:r>
+    </w:p>
+    <w:p>
+      <w:pPr>
+        <w:pStyle w:val="Heading2"/>
+        <w:spacing w:before="0" w:after="150"/>
+        <w:rPr>
+          <w:rFonts w:ascii="Arial" w:hAnsi="Arial" w:eastAsia="Arial" w:cs="Arial"/>
+          <w:b/>
+          <w:bCs/>
+          <w:color w:val="2E75B6"/>
+          <w:sz w:val="28"/>
+          <w:szCs w:val="28"/>
+        </w:rPr>
       </w:pPr>
       <w:bookmarkStart w:id="9" w:name="__RefHeading___Toc2920_3484147082"/>
       <w:bookmarkEnd w:id="9"/>
       <w:r>
         <w:rPr>
-          <w:rFonts w:eastAsia="Arial" w:cs="Arial" w:ascii="Arial" w:hAnsi="Arial"/>
+          <w:rFonts w:eastAsia="Arial" w:cs="Arial"/>
           <w:b/>
           <w:bCs/>
           <w:color w:val="2E75B6"/>
@@ -5298,7 +5228,7 @@
       <w:bookmarkEnd w:id="10"/>
       <w:r>
         <w:rPr>
-          <w:rFonts w:eastAsia="Arial" w:cs="Arial" w:ascii="Arial" w:hAnsi="Arial"/>
+          <w:rFonts w:eastAsia="Arial" w:cs="Arial"/>
           <w:b/>
           <w:bCs/>
           <w:color w:val="1A3A5C"/>
@@ -5325,16 +5255,6 @@
     </w:p>
     <w:p>
       <w:pPr>
-        <w:pStyle w:val="Normal"/>
-        <w:spacing w:before="100" w:after="0"/>
-        <w:rPr/>
-      </w:pPr>
-      <w:r>
-        <w:rPr/>
-      </w:r>
-    </w:p>
-    <w:p>
-      <w:pPr>
         <w:pStyle w:val="Heading2"/>
         <w:spacing w:before="300" w:after="150"/>
         <w:rPr/>
@@ -5343,7 +5263,7 @@
       <w:bookmarkEnd w:id="11"/>
       <w:r>
         <w:rPr>
-          <w:rFonts w:eastAsia="Arial" w:cs="Arial" w:ascii="Arial" w:hAnsi="Arial"/>
+          <w:rFonts w:eastAsia="Arial" w:cs="Arial"/>
           <w:b/>
           <w:bCs/>
           <w:color w:val="2E75B6"/>
@@ -5909,13 +5829,47 @@
       <w:pPr>
         <w:pStyle w:val="Heading2"/>
         <w:spacing w:before="300" w:after="150"/>
-        <w:rPr/>
+        <w:rPr>
+          <w:rFonts w:ascii="Arial" w:hAnsi="Arial" w:eastAsia="Arial" w:cs="Arial"/>
+          <w:b/>
+          <w:bCs/>
+          <w:color w:val="2E75B6"/>
+          <w:sz w:val="28"/>
+          <w:szCs w:val="28"/>
+        </w:rPr>
+      </w:pPr>
+      <w:r>
+        <w:rPr>
+          <w:rFonts w:eastAsia="Arial" w:cs="Arial"/>
+          <w:b/>
+          <w:bCs/>
+          <w:color w:val="2E75B6"/>
+          <w:sz w:val="28"/>
+          <w:szCs w:val="28"/>
+        </w:rPr>
+      </w:r>
+      <w:r>
+        <w:br w:type="page"/>
+      </w:r>
+    </w:p>
+    <w:p>
+      <w:pPr>
+        <w:pStyle w:val="Heading2"/>
+        <w:spacing w:before="0" w:after="150"/>
+        <w:rPr>
+          <w:rFonts w:ascii="Arial" w:hAnsi="Arial" w:eastAsia="Arial" w:cs="Arial"/>
+          <w:b/>
+          <w:bCs/>
+          <w:color w:val="2E75B6"/>
+          <w:sz w:val="28"/>
+          <w:szCs w:val="28"/>
+        </w:rPr>
       </w:pPr>
       <w:bookmarkStart w:id="12" w:name="__RefHeading___Toc2926_3484147082"/>
       <w:bookmarkEnd w:id="12"/>
       <w:r>
         <w:rPr>
-          <w:rFonts w:eastAsia="Arial" w:cs="Arial" w:ascii="Arial" w:hAnsi="Arial"/>
+          <w:rFonts w:eastAsia="Arial" w:cs="Arial"/>
           <w:b/>
           <w:bCs/>
           <w:color w:val="2E75B6"/>
@@ -6554,7 +6508,7 @@
       <w:bookmarkEnd w:id="13"/>
       <w:r>
         <w:rPr>
-          <w:rFonts w:eastAsia="Arial" w:cs="Arial" w:ascii="Arial" w:hAnsi="Arial"/>
+          <w:rFonts w:eastAsia="Arial" w:cs="Arial"/>
           <w:b/>
           <w:bCs/>
           <w:color w:val="2E75B6"/>
@@ -6578,15 +6532,15 @@
         </w:tblCellMar>
       </w:tblPr>
       <w:tblGrid>
-        <w:gridCol w:w="2799"/>
-        <w:gridCol w:w="3113"/>
+        <w:gridCol w:w="2798"/>
+        <w:gridCol w:w="3114"/>
         <w:gridCol w:w="3114"/>
       </w:tblGrid>
       <w:tr>
         <w:trPr/>
         <w:tc>
           <w:tcPr>
-            <w:tcW w:w="2799" w:type="dxa"/>
+            <w:tcW w:w="2798" w:type="dxa"/>
             <w:tcBorders>
               <w:top w:val="single" w:sz="2" w:space="0" w:color="2E75B6"/>
               <w:left w:val="single" w:sz="2" w:space="0" w:color="2E75B6"/>
@@ -6610,35 +6564,6 @@
                 <w:szCs w:val="22"/>
               </w:rPr>
               <w:t>Situação</w:t>
-            </w:r>
-          </w:p>
-        </w:tc>
-        <w:tc>
-          <w:tcPr>
-            <w:tcW w:w="3113" w:type="dxa"/>
-            <w:tcBorders>
-              <w:top w:val="single" w:sz="2" w:space="0" w:color="2E75B6"/>
-              <w:left w:val="single" w:sz="2" w:space="0" w:color="2E75B6"/>
-              <w:bottom w:val="single" w:sz="2" w:space="0" w:color="2E75B6"/>
-              <w:right w:val="single" w:sz="2" w:space="0" w:color="2E75B6"/>
-            </w:tcBorders>
-            <w:shd w:fill="2E75B6" w:val="clear"/>
-          </w:tcPr>
-          <w:p>
-            <w:pPr>
-              <w:pStyle w:val="Normal"/>
-              <w:rPr/>
-            </w:pPr>
-            <w:r>
-              <w:rPr>
-                <w:rFonts w:eastAsia="Arial" w:cs="Arial"/>
-                <w:b/>
-                <w:bCs/>
-                <w:color w:val="FFFFFF"/>
-                <w:sz w:val="22"/>
-                <w:szCs w:val="22"/>
-              </w:rPr>
-              <w:t>Interface</w:t>
             </w:r>
           </w:p>
         </w:tc>
@@ -6667,6 +6592,35 @@
                 <w:sz w:val="22"/>
                 <w:szCs w:val="22"/>
               </w:rPr>
+              <w:t>Interface</w:t>
+            </w:r>
+          </w:p>
+        </w:tc>
+        <w:tc>
+          <w:tcPr>
+            <w:tcW w:w="3114" w:type="dxa"/>
+            <w:tcBorders>
+              <w:top w:val="single" w:sz="2" w:space="0" w:color="2E75B6"/>
+              <w:left w:val="single" w:sz="2" w:space="0" w:color="2E75B6"/>
+              <w:bottom w:val="single" w:sz="2" w:space="0" w:color="2E75B6"/>
+              <w:right w:val="single" w:sz="2" w:space="0" w:color="2E75B6"/>
+            </w:tcBorders>
+            <w:shd w:fill="2E75B6" w:val="clear"/>
+          </w:tcPr>
+          <w:p>
+            <w:pPr>
+              <w:pStyle w:val="Normal"/>
+              <w:rPr/>
+            </w:pPr>
+            <w:r>
+              <w:rPr>
+                <w:rFonts w:eastAsia="Arial" w:cs="Arial"/>
+                <w:b/>
+                <w:bCs/>
+                <w:color w:val="FFFFFF"/>
+                <w:sz w:val="22"/>
+                <w:szCs w:val="22"/>
+              </w:rPr>
               <w:t>Type Alias</w:t>
             </w:r>
           </w:p>
@@ -6676,7 +6630,7 @@
         <w:trPr/>
         <w:tc>
           <w:tcPr>
-            <w:tcW w:w="2799" w:type="dxa"/>
+            <w:tcW w:w="2798" w:type="dxa"/>
             <w:tcBorders>
               <w:top w:val="single" w:sz="2" w:space="0" w:color="2E75B6"/>
               <w:left w:val="single" w:sz="2" w:space="0" w:color="2E75B6"/>
@@ -6709,7 +6663,7 @@
         </w:tc>
         <w:tc>
           <w:tcPr>
-            <w:tcW w:w="3113" w:type="dxa"/>
+            <w:tcW w:w="3114" w:type="dxa"/>
             <w:tcBorders>
               <w:top w:val="single" w:sz="2" w:space="0" w:color="2E75B6"/>
               <w:left w:val="single" w:sz="2" w:space="0" w:color="2E75B6"/>
@@ -6788,7 +6742,7 @@
         <w:trPr/>
         <w:tc>
           <w:tcPr>
-            <w:tcW w:w="2799" w:type="dxa"/>
+            <w:tcW w:w="2798" w:type="dxa"/>
             <w:tcBorders>
               <w:top w:val="single" w:sz="2" w:space="0" w:color="2E75B6"/>
               <w:left w:val="single" w:sz="2" w:space="0" w:color="2E75B6"/>
@@ -6821,7 +6775,7 @@
         </w:tc>
         <w:tc>
           <w:tcPr>
-            <w:tcW w:w="3113" w:type="dxa"/>
+            <w:tcW w:w="3114" w:type="dxa"/>
             <w:tcBorders>
               <w:top w:val="single" w:sz="2" w:space="0" w:color="2E75B6"/>
               <w:left w:val="single" w:sz="2" w:space="0" w:color="2E75B6"/>
@@ -6884,7 +6838,7 @@
         <w:trPr/>
         <w:tc>
           <w:tcPr>
-            <w:tcW w:w="2799" w:type="dxa"/>
+            <w:tcW w:w="2798" w:type="dxa"/>
             <w:tcBorders>
               <w:top w:val="single" w:sz="2" w:space="0" w:color="2E75B6"/>
               <w:left w:val="single" w:sz="2" w:space="0" w:color="2E75B6"/>
@@ -6917,7 +6871,7 @@
         </w:tc>
         <w:tc>
           <w:tcPr>
-            <w:tcW w:w="3113" w:type="dxa"/>
+            <w:tcW w:w="3114" w:type="dxa"/>
             <w:tcBorders>
               <w:top w:val="single" w:sz="2" w:space="0" w:color="2E75B6"/>
               <w:left w:val="single" w:sz="2" w:space="0" w:color="2E75B6"/>
@@ -6996,7 +6950,7 @@
         <w:trPr/>
         <w:tc>
           <w:tcPr>
-            <w:tcW w:w="2799" w:type="dxa"/>
+            <w:tcW w:w="2798" w:type="dxa"/>
             <w:tcBorders>
               <w:top w:val="single" w:sz="2" w:space="0" w:color="2E75B6"/>
               <w:left w:val="single" w:sz="2" w:space="0" w:color="2E75B6"/>
@@ -7029,7 +6983,7 @@
         </w:tc>
         <w:tc>
           <w:tcPr>
-            <w:tcW w:w="3113" w:type="dxa"/>
+            <w:tcW w:w="3114" w:type="dxa"/>
             <w:tcBorders>
               <w:top w:val="single" w:sz="2" w:space="0" w:color="2E75B6"/>
               <w:left w:val="single" w:sz="2" w:space="0" w:color="2E75B6"/>
@@ -7108,7 +7062,7 @@
         <w:trPr/>
         <w:tc>
           <w:tcPr>
-            <w:tcW w:w="2799" w:type="dxa"/>
+            <w:tcW w:w="2798" w:type="dxa"/>
             <w:tcBorders>
               <w:top w:val="single" w:sz="2" w:space="0" w:color="2E75B6"/>
               <w:left w:val="single" w:sz="2" w:space="0" w:color="2E75B6"/>
@@ -7141,7 +7095,7 @@
         </w:tc>
         <w:tc>
           <w:tcPr>
-            <w:tcW w:w="3113" w:type="dxa"/>
+            <w:tcW w:w="3114" w:type="dxa"/>
             <w:tcBorders>
               <w:top w:val="single" w:sz="2" w:space="0" w:color="2E75B6"/>
               <w:left w:val="single" w:sz="2" w:space="0" w:color="2E75B6"/>
@@ -7220,7 +7174,7 @@
         <w:trPr/>
         <w:tc>
           <w:tcPr>
-            <w:tcW w:w="2799" w:type="dxa"/>
+            <w:tcW w:w="2798" w:type="dxa"/>
             <w:tcBorders>
               <w:top w:val="single" w:sz="2" w:space="0" w:color="2E75B6"/>
               <w:left w:val="single" w:sz="2" w:space="0" w:color="2E75B6"/>
@@ -7253,7 +7207,7 @@
         </w:tc>
         <w:tc>
           <w:tcPr>
-            <w:tcW w:w="3113" w:type="dxa"/>
+            <w:tcW w:w="3114" w:type="dxa"/>
             <w:tcBorders>
               <w:top w:val="single" w:sz="2" w:space="0" w:color="2E75B6"/>
               <w:left w:val="single" w:sz="2" w:space="0" w:color="2E75B6"/>
@@ -7439,7 +7393,7 @@
       <w:bookmarkEnd w:id="14"/>
       <w:r>
         <w:rPr>
-          <w:rFonts w:eastAsia="Arial" w:cs="Arial" w:ascii="Arial" w:hAnsi="Arial"/>
+          <w:rFonts w:eastAsia="Arial" w:cs="Arial"/>
           <w:b/>
           <w:bCs/>
           <w:color w:val="1A3A5C"/>
@@ -7484,7 +7438,7 @@
       <w:bookmarkEnd w:id="15"/>
       <w:r>
         <w:rPr>
-          <w:rFonts w:eastAsia="Arial" w:cs="Arial" w:ascii="Arial" w:hAnsi="Arial"/>
+          <w:rFonts w:eastAsia="Arial" w:cs="Arial"/>
           <w:b/>
           <w:bCs/>
           <w:color w:val="2E75B6"/>
@@ -7930,7 +7884,7 @@
       <w:bookmarkEnd w:id="16"/>
       <w:r>
         <w:rPr>
-          <w:rFonts w:eastAsia="Arial" w:cs="Arial" w:ascii="Arial" w:hAnsi="Arial"/>
+          <w:rFonts w:eastAsia="Arial" w:cs="Arial"/>
           <w:b/>
           <w:bCs/>
           <w:color w:val="2E75B6"/>
@@ -8376,18 +8330,6 @@
     </w:p>
     <w:p>
       <w:pPr>
-        <w:pStyle w:val="Normal"/>
-        <w:rPr/>
-      </w:pPr>
-      <w:r>
-        <w:rPr/>
-      </w:r>
-      <w:r>
-        <w:br w:type="page"/>
-      </w:r>
-    </w:p>
-    <w:p>
-      <w:pPr>
         <w:pStyle w:val="Heading1"/>
         <w:pBdr>
           <w:bottom w:val="single" w:sz="8" w:space="4" w:color="2E75B6"/>
@@ -8399,7 +8341,7 @@
       <w:bookmarkEnd w:id="17"/>
       <w:r>
         <w:rPr>
-          <w:rFonts w:eastAsia="Arial" w:cs="Arial" w:ascii="Arial" w:hAnsi="Arial"/>
+          <w:rFonts w:eastAsia="Arial" w:cs="Arial"/>
           <w:b/>
           <w:bCs/>
           <w:color w:val="1A3A5C"/>
@@ -8444,7 +8386,7 @@
       <w:bookmarkEnd w:id="18"/>
       <w:r>
         <w:rPr>
-          <w:rFonts w:eastAsia="Arial" w:cs="Arial" w:ascii="Arial" w:hAnsi="Arial"/>
+          <w:rFonts w:eastAsia="Arial" w:cs="Arial"/>
           <w:b/>
           <w:bCs/>
           <w:color w:val="2E75B6"/>
@@ -8737,18 +8679,21 @@
       <w:r>
         <w:rPr/>
       </w:r>
+      <w:r>
+        <w:br w:type="page"/>
+      </w:r>
     </w:p>
     <w:p>
       <w:pPr>
         <w:pStyle w:val="Heading2"/>
-        <w:spacing w:before="300" w:after="150"/>
+        <w:spacing w:before="0" w:after="150"/>
         <w:rPr/>
       </w:pPr>
       <w:bookmarkStart w:id="19" w:name="__RefHeading___Toc2940_3484147082"/>
       <w:bookmarkEnd w:id="19"/>
       <w:r>
         <w:rPr>
-          <w:rFonts w:eastAsia="Arial" w:cs="Arial" w:ascii="Arial" w:hAnsi="Arial"/>
+          <w:rFonts w:eastAsia="Arial" w:cs="Arial"/>
           <w:b/>
           <w:bCs/>
           <w:color w:val="2E75B6"/>
@@ -8771,16 +8716,6 @@
           <w:szCs w:val="22"/>
         </w:rPr>
         <w:t>O padrão mais comum em projetos front-end é tipar respostas de API com generics:</w:t>
-      </w:r>
-    </w:p>
-    <w:p>
-      <w:pPr>
-        <w:pStyle w:val="Normal"/>
-        <w:spacing w:before="100" w:after="0"/>
-        <w:rPr/>
-      </w:pPr>
-      <w:r>
-        <w:rPr/>
       </w:r>
     </w:p>
     <w:tbl>
@@ -9442,7 +9377,7 @@
       <w:bookmarkEnd w:id="20"/>
       <w:r>
         <w:rPr>
-          <w:rFonts w:eastAsia="Arial" w:cs="Arial" w:ascii="Arial" w:hAnsi="Arial"/>
+          <w:rFonts w:eastAsia="Arial" w:cs="Arial"/>
           <w:b/>
           <w:bCs/>
           <w:color w:val="1A3A5C"/>
@@ -9469,16 +9404,6 @@
     </w:p>
     <w:p>
       <w:pPr>
-        <w:pStyle w:val="Normal"/>
-        <w:spacing w:before="100" w:after="0"/>
-        <w:rPr/>
-      </w:pPr>
-      <w:r>
-        <w:rPr/>
-      </w:r>
-    </w:p>
-    <w:p>
-      <w:pPr>
         <w:pStyle w:val="Heading2"/>
         <w:spacing w:before="300" w:after="150"/>
         <w:rPr/>
@@ -9487,7 +9412,7 @@
       <w:bookmarkEnd w:id="21"/>
       <w:r>
         <w:rPr>
-          <w:rFonts w:eastAsia="Arial" w:cs="Arial" w:ascii="Arial" w:hAnsi="Arial"/>
+          <w:rFonts w:eastAsia="Arial" w:cs="Arial"/>
           <w:b/>
           <w:bCs/>
           <w:color w:val="2E75B6"/>
@@ -10251,7 +10176,7 @@
       <w:bookmarkEnd w:id="22"/>
       <w:r>
         <w:rPr>
-          <w:rFonts w:eastAsia="Arial" w:cs="Arial" w:ascii="Arial" w:hAnsi="Arial"/>
+          <w:rFonts w:eastAsia="Arial" w:cs="Arial"/>
           <w:b/>
           <w:bCs/>
           <w:color w:val="2E75B6"/>
@@ -10689,7 +10614,7 @@
       <w:bookmarkEnd w:id="23"/>
       <w:r>
         <w:rPr>
-          <w:rFonts w:eastAsia="Arial" w:cs="Arial" w:ascii="Arial" w:hAnsi="Arial"/>
+          <w:rFonts w:eastAsia="Arial" w:cs="Arial"/>
           <w:b/>
           <w:bCs/>
           <w:color w:val="2E75B6"/>
@@ -10736,7 +10661,7 @@
                 <w:sz w:val="18"/>
                 <w:szCs w:val="18"/>
               </w:rPr>
-              <w:t>interface Descricavel {</w:t>
+              <w:t>interface Descritivel {</w:t>
             </w:r>
           </w:p>
           <w:p>
@@ -10886,7 +10811,7 @@
                 <w:sz w:val="18"/>
                 <w:szCs w:val="18"/>
               </w:rPr>
-              <w:t>class ProdutoTechStore implements Descricavel, Precificavel {</w:t>
+              <w:t>class ProdutoTechStore implements Descritivel, Precificavel {</w:t>
             </w:r>
           </w:p>
           <w:p>
@@ -11238,7 +11163,7 @@
       <w:bookmarkEnd w:id="24"/>
       <w:r>
         <w:rPr>
-          <w:rFonts w:eastAsia="Arial" w:cs="Arial" w:ascii="Arial" w:hAnsi="Arial"/>
+          <w:rFonts w:eastAsia="Arial" w:cs="Arial"/>
           <w:b/>
           <w:bCs/>
           <w:color w:val="1A3A5C"/>
@@ -12377,7 +12302,7 @@
       <w:bookmarkEnd w:id="25"/>
       <w:r>
         <w:rPr>
-          <w:rFonts w:eastAsia="Arial" w:cs="Arial" w:ascii="Arial" w:hAnsi="Arial"/>
+          <w:rFonts w:eastAsia="Arial" w:cs="Arial"/>
           <w:b/>
           <w:bCs/>
           <w:color w:val="1A3A5C"/>
@@ -12404,16 +12329,6 @@
     </w:p>
     <w:p>
       <w:pPr>
-        <w:pStyle w:val="Normal"/>
-        <w:spacing w:before="100" w:after="0"/>
-        <w:rPr/>
-      </w:pPr>
-      <w:r>
-        <w:rPr/>
-      </w:r>
-    </w:p>
-    <w:p>
-      <w:pPr>
         <w:pStyle w:val="Heading2"/>
         <w:spacing w:before="300" w:after="150"/>
         <w:rPr/>
@@ -12422,7 +12337,7 @@
       <w:bookmarkEnd w:id="26"/>
       <w:r>
         <w:rPr>
-          <w:rFonts w:eastAsia="Arial" w:cs="Arial" w:ascii="Arial" w:hAnsi="Arial"/>
+          <w:rFonts w:eastAsia="Arial" w:cs="Arial"/>
           <w:b/>
           <w:bCs/>
           <w:color w:val="2E75B6"/>
@@ -12930,7 +12845,7 @@
       <w:bookmarkEnd w:id="27"/>
       <w:r>
         <w:rPr>
-          <w:rFonts w:eastAsia="Arial" w:cs="Arial" w:ascii="Arial" w:hAnsi="Arial"/>
+          <w:rFonts w:eastAsia="Arial" w:cs="Arial"/>
           <w:b/>
           <w:bCs/>
           <w:color w:val="2E75B6"/>
@@ -13581,7 +13496,7 @@
       <w:bookmarkEnd w:id="28"/>
       <w:r>
         <w:rPr>
-          <w:rFonts w:eastAsia="Arial" w:cs="Arial" w:ascii="Arial" w:hAnsi="Arial"/>
+          <w:rFonts w:eastAsia="Arial" w:cs="Arial"/>
           <w:b/>
           <w:bCs/>
           <w:color w:val="2E75B6"/>
@@ -14509,18 +14424,6 @@
     </w:p>
     <w:p>
       <w:pPr>
-        <w:pStyle w:val="Normal"/>
-        <w:rPr/>
-      </w:pPr>
-      <w:r>
-        <w:rPr/>
-      </w:r>
-      <w:r>
-        <w:br w:type="page"/>
-      </w:r>
-    </w:p>
-    <w:p>
-      <w:pPr>
         <w:pStyle w:val="Heading1"/>
         <w:pBdr>
           <w:bottom w:val="single" w:sz="8" w:space="4" w:color="2E75B6"/>
@@ -14532,7 +14435,7 @@
       <w:bookmarkEnd w:id="29"/>
       <w:r>
         <w:rPr>
-          <w:rFonts w:eastAsia="Arial" w:cs="Arial" w:ascii="Arial" w:hAnsi="Arial"/>
+          <w:rFonts w:eastAsia="Arial" w:cs="Arial"/>
           <w:b/>
           <w:bCs/>
           <w:color w:val="1A3A5C"/>
@@ -14552,236 +14455,110 @@
       <w:bookmarkEnd w:id="30"/>
       <w:r>
         <w:rPr>
-          <w:rFonts w:eastAsia="Arial" w:cs="Arial" w:ascii="Arial" w:hAnsi="Arial"/>
+          <w:rFonts w:eastAsia="Arial" w:cs="Arial"/>
           <w:b/>
           <w:bCs/>
           <w:color w:val="2E75B6"/>
           <w:sz w:val="28"/>
           <w:szCs w:val="28"/>
         </w:rPr>
-        <w:t>11.1. Nível básico</w:t>
+        <w:t>11.1. Atividade</w:t>
       </w:r>
     </w:p>
     <w:p>
       <w:pPr>
-        <w:pStyle w:val="ListParagraph"/>
-        <w:numPr>
-          <w:ilvl w:val="0"/>
-          <w:numId w:val="3"/>
-        </w:numPr>
-        <w:spacing w:before="40" w:after="60"/>
-        <w:rPr/>
-      </w:pPr>
-      <w:r>
+        <w:pStyle w:val="Normal"/>
+        <w:spacing w:before="120" w:after="120"/>
         <w:rPr>
-          <w:rFonts w:eastAsia="Arial" w:cs="Arial"/>
           <w:sz w:val="22"/>
           <w:szCs w:val="22"/>
         </w:rPr>
-        <w:t>Crie um type alias NomeProduto = string e uma interface Produto com id, nome, preco e estoque (opcional). Instancie dois produtos e exiba no console com console.log.</w:t>
+      </w:pPr>
+      <w:r>
+        <w:rPr>
+          <w:sz w:val="22"/>
+          <w:szCs w:val="22"/>
+        </w:rPr>
+        <w:t>Aplique os conceitos das aulas sobre ECMAScript e Typescript no seu projeto/aplicação.</w:t>
       </w:r>
     </w:p>
     <w:p>
       <w:pPr>
-        <w:pStyle w:val="ListParagraph"/>
+        <w:pStyle w:val="Normal"/>
+        <w:spacing w:before="120" w:after="120"/>
+        <w:rPr>
+          <w:sz w:val="22"/>
+          <w:szCs w:val="22"/>
+        </w:rPr>
+      </w:pPr>
+      <w:r>
+        <w:rPr>
+          <w:sz w:val="22"/>
+          <w:szCs w:val="22"/>
+        </w:rPr>
+      </w:r>
+    </w:p>
+    <w:p>
+      <w:pPr>
+        <w:pStyle w:val="Normal"/>
         <w:numPr>
           <w:ilvl w:val="0"/>
           <w:numId w:val="1"/>
         </w:numPr>
-        <w:spacing w:before="40" w:after="60"/>
-        <w:rPr/>
-      </w:pPr>
-      <w:r>
+        <w:spacing w:before="120" w:after="120"/>
         <w:rPr>
-          <w:rFonts w:eastAsia="Arial" w:cs="Arial"/>
           <w:sz w:val="22"/>
           <w:szCs w:val="22"/>
         </w:rPr>
-        <w:t>Crie um enum CategoriaProduto com pelo menos 4 categorias (Eletronico, Periferico, Audio, Acessorio). Adicione a categoria ao Produto e filtre por categoria em um array.</w:t>
+      </w:pPr>
+      <w:r>
+        <w:rPr>
+          <w:sz w:val="22"/>
+          <w:szCs w:val="22"/>
+        </w:rPr>
+        <w:t>Confirme se as demais atividades (branches) já foram enviadas para a main, caso não, faça o merge para a main das demais tarefas.</w:t>
       </w:r>
     </w:p>
     <w:p>
       <w:pPr>
-        <w:pStyle w:val="ListParagraph"/>
+        <w:pStyle w:val="Normal"/>
         <w:numPr>
           <w:ilvl w:val="0"/>
           <w:numId w:val="1"/>
         </w:numPr>
-        <w:spacing w:before="40" w:after="60"/>
-        <w:rPr/>
-      </w:pPr>
-      <w:r>
+        <w:spacing w:before="120" w:after="120"/>
         <w:rPr>
-          <w:rFonts w:eastAsia="Arial" w:cs="Arial"/>
           <w:sz w:val="22"/>
           <w:szCs w:val="22"/>
         </w:rPr>
-        <w:t>Escreva uma função calcularDesconto(preco: number, percentual: number): number que retorna o preço com desconto. Teste com chamadas inválidas para ver os erros do compilador.</w:t>
+      </w:pPr>
+      <w:r>
+        <w:rPr>
+          <w:sz w:val="22"/>
+          <w:szCs w:val="22"/>
+        </w:rPr>
+        <w:t>Crie um branch com o nome refact-typescript;</w:t>
       </w:r>
     </w:p>
     <w:p>
       <w:pPr>
         <w:pStyle w:val="Normal"/>
-        <w:spacing w:before="150" w:after="0"/>
-        <w:rPr/>
-      </w:pPr>
-      <w:r>
-        <w:rPr/>
-      </w:r>
-    </w:p>
-    <w:p>
-      <w:pPr>
-        <w:pStyle w:val="Heading2"/>
-        <w:spacing w:before="300" w:after="150"/>
-        <w:rPr/>
-      </w:pPr>
-      <w:bookmarkStart w:id="31" w:name="__RefHeading___Toc2964_3484147082"/>
-      <w:bookmarkEnd w:id="31"/>
-      <w:r>
-        <w:rPr>
-          <w:rFonts w:eastAsia="Arial" w:cs="Arial" w:ascii="Arial" w:hAnsi="Arial"/>
-          <w:b/>
-          <w:bCs/>
-          <w:color w:val="2E75B6"/>
-          <w:sz w:val="28"/>
-          <w:szCs w:val="28"/>
-        </w:rPr>
-        <w:t>11.2. Nível intermediário</w:t>
-      </w:r>
-    </w:p>
-    <w:p>
-      <w:pPr>
-        <w:pStyle w:val="ListParagraph"/>
         <w:numPr>
           <w:ilvl w:val="0"/>
           <w:numId w:val="1"/>
         </w:numPr>
-        <w:spacing w:before="40" w:after="60"/>
-        <w:rPr/>
-      </w:pPr>
-      <w:r>
+        <w:spacing w:before="120" w:after="120"/>
         <w:rPr>
-          <w:rFonts w:eastAsia="Arial" w:cs="Arial"/>
           <w:sz w:val="22"/>
           <w:szCs w:val="22"/>
         </w:rPr>
-        <w:t>Crie a interface CarrinhoItem com produto (Produto) e quantidade (number). Escreva as funções adicionarItem, removerItem e calcularTotal tipadas completamente.</w:t>
-      </w:r>
-    </w:p>
-    <w:p>
-      <w:pPr>
-        <w:pStyle w:val="ListParagraph"/>
-        <w:numPr>
-          <w:ilvl w:val="0"/>
-          <w:numId w:val="1"/>
-        </w:numPr>
-        <w:spacing w:before="40" w:after="60"/>
-        <w:rPr/>
       </w:pPr>
       <w:r>
         <w:rPr>
-          <w:rFonts w:eastAsia="Arial" w:cs="Arial"/>
           <w:sz w:val="22"/>
           <w:szCs w:val="22"/>
         </w:rPr>
-        <w:t>Usando Partial&lt;Produto&gt;, escreva uma função atualizarProduto(id: number, dados: Partial&lt;Produto&gt;): Produto que aplica as alterações em um produto existente.</w:t>
-      </w:r>
-    </w:p>
-    <w:p>
-      <w:pPr>
-        <w:pStyle w:val="ListParagraph"/>
-        <w:numPr>
-          <w:ilvl w:val="0"/>
-          <w:numId w:val="1"/>
-        </w:numPr>
-        <w:spacing w:before="40" w:after="60"/>
-        <w:rPr/>
-      </w:pPr>
-      <w:r>
-        <w:rPr>
-          <w:rFonts w:eastAsia="Arial" w:cs="Arial"/>
-          <w:sz w:val="22"/>
-          <w:szCs w:val="22"/>
-        </w:rPr>
-        <w:t>Crie uma função genérica ordenar&lt;T&gt;(arr: T[], chave: keyof T): T[] que ordena um array de objetos por qualquer chave. Teste com arrays de Produto e de outros tipos.</w:t>
-      </w:r>
-    </w:p>
-    <w:p>
-      <w:pPr>
-        <w:pStyle w:val="Normal"/>
-        <w:spacing w:before="150" w:after="0"/>
-        <w:rPr/>
-      </w:pPr>
-      <w:r>
-        <w:rPr/>
-      </w:r>
-    </w:p>
-    <w:p>
-      <w:pPr>
-        <w:pStyle w:val="Heading2"/>
-        <w:spacing w:before="300" w:after="150"/>
-        <w:rPr/>
-      </w:pPr>
-      <w:bookmarkStart w:id="32" w:name="__RefHeading___Toc2966_3484147082"/>
-      <w:bookmarkEnd w:id="32"/>
-      <w:r>
-        <w:rPr>
-          <w:rFonts w:eastAsia="Arial" w:cs="Arial" w:ascii="Arial" w:hAnsi="Arial"/>
-          <w:b/>
-          <w:bCs/>
-          <w:color w:val="2E75B6"/>
-          <w:sz w:val="28"/>
-          <w:szCs w:val="28"/>
-        </w:rPr>
-        <w:t>11.3. Projeto Tech Store</w:t>
-      </w:r>
-    </w:p>
-    <w:p>
-      <w:pPr>
-        <w:pStyle w:val="ListParagraph"/>
-        <w:numPr>
-          <w:ilvl w:val="0"/>
-          <w:numId w:val="1"/>
-        </w:numPr>
-        <w:spacing w:before="40" w:after="60"/>
-        <w:rPr/>
-      </w:pPr>
-      <w:r>
-        <w:rPr>
-          <w:rFonts w:eastAsia="Arial" w:cs="Arial"/>
-          <w:sz w:val="22"/>
-          <w:szCs w:val="22"/>
-        </w:rPr>
-        <w:t>Migre o arquivo main.js do projeto Tech Store para main.ts. Adicione tipos a todas as funções (aplicarTema, alternarTema, buscarCep) e resolva todos os erros apontados pelo compilador.</w:t>
-      </w:r>
-    </w:p>
-    <w:p>
-      <w:pPr>
-        <w:pStyle w:val="ListParagraph"/>
-        <w:numPr>
-          <w:ilvl w:val="0"/>
-          <w:numId w:val="1"/>
-        </w:numPr>
-        <w:spacing w:before="40" w:after="60"/>
-        <w:rPr/>
-      </w:pPr>
-      <w:r>
-        <w:rPr>
-          <w:rFonts w:eastAsia="Arial" w:cs="Arial"/>
-          <w:sz w:val="22"/>
-          <w:szCs w:val="22"/>
-        </w:rPr>
-        <w:t>Crie o arquivo src/tipos/index.ts com todas as interfaces do projeto (Produto, RespostaViaCEP, ConfigTema, NomeTema) e exporte-as para uso nos outros arquivos.</w:t>
-      </w:r>
-    </w:p>
-    <w:p>
-      <w:pPr>
-        <w:pStyle w:val="Normal"/>
-        <w:spacing w:before="300" w:after="0"/>
-        <w:rPr/>
-      </w:pPr>
-      <w:r>
-        <w:rPr/>
+        <w:t xml:space="preserve">Nesse branch, refatore seu código javascript para typescript, utilizando features ECMAScript apresentado na aula de Javascript/ECMAScript. </w:t>
       </w:r>
     </w:p>
     <w:p>
@@ -14805,11 +14582,11 @@
         <w:spacing w:before="0" w:after="200"/>
         <w:rPr/>
       </w:pPr>
-      <w:bookmarkStart w:id="33" w:name="__RefHeading___Toc2968_3484147082"/>
-      <w:bookmarkEnd w:id="33"/>
+      <w:bookmarkStart w:id="31" w:name="__RefHeading___Toc2968_3484147082"/>
+      <w:bookmarkEnd w:id="31"/>
       <w:r>
         <w:rPr>
-          <w:rFonts w:eastAsia="Arial" w:cs="Arial" w:ascii="Arial" w:hAnsi="Arial"/>
+          <w:rFonts w:eastAsia="Arial" w:cs="Arial"/>
           <w:b/>
           <w:bCs/>
           <w:color w:val="1A3A5C"/>
@@ -14825,11 +14602,11 @@
         <w:spacing w:before="300" w:after="150"/>
         <w:rPr/>
       </w:pPr>
-      <w:bookmarkStart w:id="34" w:name="__RefHeading___Toc2970_3484147082"/>
-      <w:bookmarkEnd w:id="34"/>
+      <w:bookmarkStart w:id="32" w:name="__RefHeading___Toc2970_3484147082"/>
+      <w:bookmarkEnd w:id="32"/>
       <w:r>
         <w:rPr>
-          <w:rFonts w:eastAsia="Arial" w:cs="Arial" w:ascii="Arial" w:hAnsi="Arial"/>
+          <w:rFonts w:eastAsia="Arial" w:cs="Arial"/>
           <w:b/>
           <w:bCs/>
           <w:color w:val="2E75B6"/>
@@ -14844,7 +14621,7 @@
         <w:pStyle w:val="ListParagraph"/>
         <w:numPr>
           <w:ilvl w:val="0"/>
-          <w:numId w:val="1"/>
+          <w:numId w:val="2"/>
         </w:numPr>
         <w:spacing w:before="40" w:after="60"/>
         <w:rPr/>
@@ -14863,7 +14640,7 @@
         <w:pStyle w:val="ListParagraph"/>
         <w:numPr>
           <w:ilvl w:val="0"/>
-          <w:numId w:val="1"/>
+          <w:numId w:val="14"/>
         </w:numPr>
         <w:spacing w:before="40" w:after="60"/>
         <w:rPr/>
@@ -14882,7 +14659,7 @@
         <w:pStyle w:val="ListParagraph"/>
         <w:numPr>
           <w:ilvl w:val="0"/>
-          <w:numId w:val="1"/>
+          <w:numId w:val="15"/>
         </w:numPr>
         <w:spacing w:before="40" w:after="60"/>
         <w:rPr/>
@@ -14912,11 +14689,11 @@
         <w:spacing w:before="300" w:after="150"/>
         <w:rPr/>
       </w:pPr>
-      <w:bookmarkStart w:id="35" w:name="__RefHeading___Toc2972_3484147082"/>
-      <w:bookmarkEnd w:id="35"/>
+      <w:bookmarkStart w:id="33" w:name="__RefHeading___Toc2972_3484147082"/>
+      <w:bookmarkEnd w:id="33"/>
       <w:r>
         <w:rPr>
-          <w:rFonts w:eastAsia="Arial" w:cs="Arial" w:ascii="Arial" w:hAnsi="Arial"/>
+          <w:rFonts w:eastAsia="Arial" w:cs="Arial"/>
           <w:b/>
           <w:bCs/>
           <w:color w:val="2E75B6"/>
@@ -14931,7 +14708,7 @@
         <w:pStyle w:val="ListParagraph"/>
         <w:numPr>
           <w:ilvl w:val="0"/>
-          <w:numId w:val="1"/>
+          <w:numId w:val="16"/>
         </w:numPr>
         <w:spacing w:before="40" w:after="60"/>
         <w:rPr/>
@@ -14950,7 +14727,7 @@
         <w:pStyle w:val="ListParagraph"/>
         <w:numPr>
           <w:ilvl w:val="0"/>
-          <w:numId w:val="1"/>
+          <w:numId w:val="17"/>
         </w:numPr>
         <w:spacing w:before="40" w:after="60"/>
         <w:rPr/>
@@ -14980,11 +14757,11 @@
         <w:spacing w:before="300" w:after="150"/>
         <w:rPr/>
       </w:pPr>
-      <w:bookmarkStart w:id="36" w:name="__RefHeading___Toc2974_3484147082"/>
-      <w:bookmarkEnd w:id="36"/>
+      <w:bookmarkStart w:id="34" w:name="__RefHeading___Toc2974_3484147082"/>
+      <w:bookmarkEnd w:id="34"/>
       <w:r>
         <w:rPr>
-          <w:rFonts w:eastAsia="Arial" w:cs="Arial" w:ascii="Arial" w:hAnsi="Arial"/>
+          <w:rFonts w:eastAsia="Arial" w:cs="Arial"/>
           <w:b/>
           <w:bCs/>
           <w:color w:val="2E75B6"/>
@@ -14999,7 +14776,7 @@
         <w:pStyle w:val="ListParagraph"/>
         <w:numPr>
           <w:ilvl w:val="0"/>
-          <w:numId w:val="1"/>
+          <w:numId w:val="18"/>
         </w:numPr>
         <w:spacing w:before="40" w:after="60"/>
         <w:rPr/>
@@ -15018,7 +14795,7 @@
         <w:pStyle w:val="ListParagraph"/>
         <w:numPr>
           <w:ilvl w:val="0"/>
-          <w:numId w:val="1"/>
+          <w:numId w:val="19"/>
         </w:numPr>
         <w:spacing w:before="40" w:after="60"/>
         <w:rPr/>
@@ -15037,7 +14814,7 @@
         <w:pStyle w:val="ListParagraph"/>
         <w:numPr>
           <w:ilvl w:val="0"/>
-          <w:numId w:val="1"/>
+          <w:numId w:val="20"/>
         </w:numPr>
         <w:spacing w:before="40" w:after="60"/>
         <w:rPr/>
@@ -15067,11 +14844,11 @@
         <w:spacing w:before="300" w:after="150"/>
         <w:rPr/>
       </w:pPr>
-      <w:bookmarkStart w:id="37" w:name="__RefHeading___Toc2976_3484147082"/>
-      <w:bookmarkEnd w:id="37"/>
+      <w:bookmarkStart w:id="35" w:name="__RefHeading___Toc2976_3484147082"/>
+      <w:bookmarkEnd w:id="35"/>
       <w:r>
         <w:rPr>
-          <w:rFonts w:eastAsia="Arial" w:cs="Arial" w:ascii="Arial" w:hAnsi="Arial"/>
+          <w:rFonts w:eastAsia="Arial" w:cs="Arial"/>
           <w:b/>
           <w:bCs/>
           <w:color w:val="2E75B6"/>
@@ -15086,7 +14863,7 @@
         <w:pStyle w:val="ListParagraph"/>
         <w:numPr>
           <w:ilvl w:val="0"/>
-          <w:numId w:val="1"/>
+          <w:numId w:val="21"/>
         </w:numPr>
         <w:spacing w:before="40" w:after="60"/>
         <w:rPr/>
@@ -15105,7 +14882,7 @@
         <w:pStyle w:val="ListParagraph"/>
         <w:numPr>
           <w:ilvl w:val="0"/>
-          <w:numId w:val="1"/>
+          <w:numId w:val="22"/>
         </w:numPr>
         <w:spacing w:before="40" w:after="60"/>
         <w:rPr/>
@@ -15124,7 +14901,7 @@
         <w:pStyle w:val="ListParagraph"/>
         <w:numPr>
           <w:ilvl w:val="0"/>
-          <w:numId w:val="1"/>
+          <w:numId w:val="23"/>
         </w:numPr>
         <w:spacing w:before="40" w:after="60"/>
         <w:rPr/>
@@ -15235,7 +15012,7 @@
     </w:r>
     <w:r>
       <w:rPr/>
-      <w:t>21</w:t>
+      <w:t>19</w:t>
     </w:r>
     <w:r>
       <w:rPr/>
@@ -15264,11 +15041,15 @@
     </w:r>
     <w:r>
       <w:rPr/>
-      <w:t>21</w:t>
+      <w:t>19</w:t>
     </w:r>
     <w:r>
       <w:rPr/>
       <w:fldChar w:fldCharType="end"/>
+    </w:r>
+    <w:r>
+      <w:rPr/>
+      <w:t>Esta seção mostra como aplicar TypeScript no projeto Tech Store que você está desenvolvendo, migrando o main.js para main.ts com tipagem completa.</w:t>
     </w:r>
   </w:p>
 </w:ftr>
@@ -15309,7 +15090,7 @@
     </w:r>
     <w:r>
       <w:rPr/>
-      <w:t>21</w:t>
+      <w:t>19</w:t>
     </w:r>
     <w:r>
       <w:rPr/>
@@ -15338,11 +15119,15 @@
     </w:r>
     <w:r>
       <w:rPr/>
-      <w:t>21</w:t>
+      <w:t>19</w:t>
     </w:r>
     <w:r>
       <w:rPr/>
       <w:fldChar w:fldCharType="end"/>
+    </w:r>
+    <w:r>
+      <w:rPr/>
+      <w:t>Esta seção mostra como aplicar TypeScript no projeto Tech Store que você está desenvolvendo, migrando o main.js para main.ts com tipagem completa.</w:t>
     </w:r>
   </w:p>
 </w:ftr>
@@ -15453,6 +15238,125 @@
   <w:abstractNum w:abstractNumId="1">
     <w:lvl w:ilvl="0">
       <w:start w:val="1"/>
+      <w:numFmt w:val="decimal"/>
+      <w:lvlText w:val="%1."/>
+      <w:lvlJc w:val="left"/>
+      <w:pPr>
+        <w:tabs>
+          <w:tab w:val="num" w:pos="720"/>
+        </w:tabs>
+        <w:ind w:left="720" w:hanging="360"/>
+      </w:pPr>
+      <w:rPr/>
+    </w:lvl>
+    <w:lvl w:ilvl="1">
+      <w:start w:val="1"/>
+      <w:numFmt w:val="decimal"/>
+      <w:lvlText w:val="%2."/>
+      <w:lvlJc w:val="left"/>
+      <w:pPr>
+        <w:tabs>
+          <w:tab w:val="num" w:pos="1080"/>
+        </w:tabs>
+        <w:ind w:left="1080" w:hanging="360"/>
+      </w:pPr>
+      <w:rPr/>
+    </w:lvl>
+    <w:lvl w:ilvl="2">
+      <w:start w:val="1"/>
+      <w:numFmt w:val="decimal"/>
+      <w:lvlText w:val="%3."/>
+      <w:lvlJc w:val="left"/>
+      <w:pPr>
+        <w:tabs>
+          <w:tab w:val="num" w:pos="1440"/>
+        </w:tabs>
+        <w:ind w:left="1440" w:hanging="360"/>
+      </w:pPr>
+      <w:rPr/>
+    </w:lvl>
+    <w:lvl w:ilvl="3">
+      <w:start w:val="1"/>
+      <w:numFmt w:val="decimal"/>
+      <w:lvlText w:val="%4."/>
+      <w:lvlJc w:val="left"/>
+      <w:pPr>
+        <w:tabs>
+          <w:tab w:val="num" w:pos="1800"/>
+        </w:tabs>
+        <w:ind w:left="1800" w:hanging="360"/>
+      </w:pPr>
+      <w:rPr/>
+    </w:lvl>
+    <w:lvl w:ilvl="4">
+      <w:start w:val="1"/>
+      <w:numFmt w:val="decimal"/>
+      <w:lvlText w:val="%5."/>
+      <w:lvlJc w:val="left"/>
+      <w:pPr>
+        <w:tabs>
+          <w:tab w:val="num" w:pos="2160"/>
+        </w:tabs>
+        <w:ind w:left="2160" w:hanging="360"/>
+      </w:pPr>
+      <w:rPr/>
+    </w:lvl>
+    <w:lvl w:ilvl="5">
+      <w:start w:val="1"/>
+      <w:numFmt w:val="decimal"/>
+      <w:lvlText w:val="%6."/>
+      <w:lvlJc w:val="left"/>
+      <w:pPr>
+        <w:tabs>
+          <w:tab w:val="num" w:pos="2520"/>
+        </w:tabs>
+        <w:ind w:left="2520" w:hanging="360"/>
+      </w:pPr>
+      <w:rPr/>
+    </w:lvl>
+    <w:lvl w:ilvl="6">
+      <w:start w:val="1"/>
+      <w:numFmt w:val="decimal"/>
+      <w:lvlText w:val="%7."/>
+      <w:lvlJc w:val="left"/>
+      <w:pPr>
+        <w:tabs>
+          <w:tab w:val="num" w:pos="2880"/>
+        </w:tabs>
+        <w:ind w:left="2880" w:hanging="360"/>
+      </w:pPr>
+      <w:rPr/>
+    </w:lvl>
+    <w:lvl w:ilvl="7">
+      <w:start w:val="1"/>
+      <w:numFmt w:val="decimal"/>
+      <w:lvlText w:val="%8."/>
+      <w:lvlJc w:val="left"/>
+      <w:pPr>
+        <w:tabs>
+          <w:tab w:val="num" w:pos="3240"/>
+        </w:tabs>
+        <w:ind w:left="3240" w:hanging="360"/>
+      </w:pPr>
+      <w:rPr/>
+    </w:lvl>
+    <w:lvl w:ilvl="8">
+      <w:start w:val="1"/>
+      <w:numFmt w:val="decimal"/>
+      <w:lvlText w:val="%9."/>
+      <w:lvlJc w:val="left"/>
+      <w:pPr>
+        <w:tabs>
+          <w:tab w:val="num" w:pos="3600"/>
+        </w:tabs>
+        <w:ind w:left="3600" w:hanging="360"/>
+      </w:pPr>
+      <w:rPr/>
+    </w:lvl>
+  </w:abstractNum>
+  <w:abstractNum w:abstractNumId="2">
+    <w:lvl w:ilvl="0">
+      <w:start w:val="1"/>
       <w:numFmt w:val="bullet"/>
       <w:lvlText w:val=""/>
       <w:lvlJc w:val="left"/>
@@ -15477,6 +15381,7 @@
         </w:tabs>
         <w:ind w:left="1080" w:hanging="360"/>
       </w:pPr>
+      <w:rPr/>
     </w:lvl>
     <w:lvl w:ilvl="2">
       <w:start w:val="1"/>
@@ -15489,6 +15394,7 @@
         </w:tabs>
         <w:ind w:left="1440" w:hanging="360"/>
       </w:pPr>
+      <w:rPr/>
     </w:lvl>
     <w:lvl w:ilvl="3">
       <w:start w:val="1"/>
@@ -15501,6 +15407,7 @@
         </w:tabs>
         <w:ind w:left="1800" w:hanging="360"/>
       </w:pPr>
+      <w:rPr/>
     </w:lvl>
     <w:lvl w:ilvl="4">
       <w:start w:val="1"/>
@@ -15513,6 +15420,7 @@
         </w:tabs>
         <w:ind w:left="2160" w:hanging="360"/>
       </w:pPr>
+      <w:rPr/>
     </w:lvl>
     <w:lvl w:ilvl="5">
       <w:start w:val="1"/>
@@ -15525,6 +15433,7 @@
         </w:tabs>
         <w:ind w:left="2520" w:hanging="360"/>
       </w:pPr>
+      <w:rPr/>
     </w:lvl>
     <w:lvl w:ilvl="6">
       <w:start w:val="1"/>
@@ -15537,6 +15446,7 @@
         </w:tabs>
         <w:ind w:left="2880" w:hanging="360"/>
       </w:pPr>
+      <w:rPr/>
     </w:lvl>
     <w:lvl w:ilvl="7">
       <w:start w:val="1"/>
@@ -15549,6 +15459,7 @@
         </w:tabs>
         <w:ind w:left="3240" w:hanging="360"/>
       </w:pPr>
+      <w:rPr/>
     </w:lvl>
     <w:lvl w:ilvl="8">
       <w:start w:val="1"/>
@@ -15561,9 +15472,1220 @@
         </w:tabs>
         <w:ind w:left="3600" w:hanging="360"/>
       </w:pPr>
+      <w:rPr/>
     </w:lvl>
   </w:abstractNum>
-  <w:abstractNum w:abstractNumId="2">
+  <w:abstractNum w:abstractNumId="3">
+    <w:lvl w:ilvl="0">
+      <w:start w:val="1"/>
+      <w:numFmt w:val="bullet"/>
+      <w:lvlText w:val=""/>
+      <w:lvlJc w:val="left"/>
+      <w:pPr>
+        <w:tabs>
+          <w:tab w:val="num" w:pos="0"/>
+        </w:tabs>
+        <w:ind w:left="720" w:hanging="360"/>
+      </w:pPr>
+      <w:rPr>
+        <w:rFonts w:ascii="Symbol" w:hAnsi="Symbol" w:cs="Symbol" w:hint="default"/>
+      </w:rPr>
+    </w:lvl>
+    <w:lvl w:ilvl="1">
+      <w:start w:val="1"/>
+      <w:numFmt w:val="decimal"/>
+      <w:lvlText w:val="%2."/>
+      <w:lvlJc w:val="left"/>
+      <w:pPr>
+        <w:tabs>
+          <w:tab w:val="num" w:pos="1080"/>
+        </w:tabs>
+        <w:ind w:left="1080" w:hanging="360"/>
+      </w:pPr>
+      <w:rPr/>
+    </w:lvl>
+    <w:lvl w:ilvl="2">
+      <w:start w:val="1"/>
+      <w:numFmt w:val="decimal"/>
+      <w:lvlText w:val="%3."/>
+      <w:lvlJc w:val="left"/>
+      <w:pPr>
+        <w:tabs>
+          <w:tab w:val="num" w:pos="1440"/>
+        </w:tabs>
+        <w:ind w:left="1440" w:hanging="360"/>
+      </w:pPr>
+      <w:rPr/>
+    </w:lvl>
+    <w:lvl w:ilvl="3">
+      <w:start w:val="1"/>
+      <w:numFmt w:val="decimal"/>
+      <w:lvlText w:val="%4."/>
+      <w:lvlJc w:val="left"/>
+      <w:pPr>
+        <w:tabs>
+          <w:tab w:val="num" w:pos="1800"/>
+        </w:tabs>
+        <w:ind w:left="1800" w:hanging="360"/>
+      </w:pPr>
+      <w:rPr/>
+    </w:lvl>
+    <w:lvl w:ilvl="4">
+      <w:start w:val="1"/>
+      <w:numFmt w:val="decimal"/>
+      <w:lvlText w:val="%5."/>
+      <w:lvlJc w:val="left"/>
+      <w:pPr>
+        <w:tabs>
+          <w:tab w:val="num" w:pos="2160"/>
+        </w:tabs>
+        <w:ind w:left="2160" w:hanging="360"/>
+      </w:pPr>
+      <w:rPr/>
+    </w:lvl>
+    <w:lvl w:ilvl="5">
+      <w:start w:val="1"/>
+      <w:numFmt w:val="decimal"/>
+      <w:lvlText w:val="%6."/>
+      <w:lvlJc w:val="left"/>
+      <w:pPr>
+        <w:tabs>
+          <w:tab w:val="num" w:pos="2520"/>
+        </w:tabs>
+        <w:ind w:left="2520" w:hanging="360"/>
+      </w:pPr>
+      <w:rPr/>
+    </w:lvl>
+    <w:lvl w:ilvl="6">
+      <w:start w:val="1"/>
+      <w:numFmt w:val="decimal"/>
+      <w:lvlText w:val="%7."/>
+      <w:lvlJc w:val="left"/>
+      <w:pPr>
+        <w:tabs>
+          <w:tab w:val="num" w:pos="2880"/>
+        </w:tabs>
+        <w:ind w:left="2880" w:hanging="360"/>
+      </w:pPr>
+      <w:rPr/>
+    </w:lvl>
+    <w:lvl w:ilvl="7">
+      <w:start w:val="1"/>
+      <w:numFmt w:val="decimal"/>
+      <w:lvlText w:val="%8."/>
+      <w:lvlJc w:val="left"/>
+      <w:pPr>
+        <w:tabs>
+          <w:tab w:val="num" w:pos="3240"/>
+        </w:tabs>
+        <w:ind w:left="3240" w:hanging="360"/>
+      </w:pPr>
+      <w:rPr/>
+    </w:lvl>
+    <w:lvl w:ilvl="8">
+      <w:start w:val="1"/>
+      <w:numFmt w:val="decimal"/>
+      <w:lvlText w:val="%9."/>
+      <w:lvlJc w:val="left"/>
+      <w:pPr>
+        <w:tabs>
+          <w:tab w:val="num" w:pos="3600"/>
+        </w:tabs>
+        <w:ind w:left="3600" w:hanging="360"/>
+      </w:pPr>
+      <w:rPr/>
+    </w:lvl>
+  </w:abstractNum>
+  <w:abstractNum w:abstractNumId="4">
+    <w:lvl w:ilvl="0">
+      <w:start w:val="1"/>
+      <w:numFmt w:val="bullet"/>
+      <w:lvlText w:val=""/>
+      <w:lvlJc w:val="left"/>
+      <w:pPr>
+        <w:tabs>
+          <w:tab w:val="num" w:pos="0"/>
+        </w:tabs>
+        <w:ind w:left="720" w:hanging="360"/>
+      </w:pPr>
+      <w:rPr>
+        <w:rFonts w:ascii="Symbol" w:hAnsi="Symbol" w:cs="Symbol" w:hint="default"/>
+      </w:rPr>
+    </w:lvl>
+    <w:lvl w:ilvl="1">
+      <w:start w:val="1"/>
+      <w:numFmt w:val="decimal"/>
+      <w:lvlText w:val="%2."/>
+      <w:lvlJc w:val="left"/>
+      <w:pPr>
+        <w:tabs>
+          <w:tab w:val="num" w:pos="1080"/>
+        </w:tabs>
+        <w:ind w:left="1080" w:hanging="360"/>
+      </w:pPr>
+      <w:rPr/>
+    </w:lvl>
+    <w:lvl w:ilvl="2">
+      <w:start w:val="1"/>
+      <w:numFmt w:val="decimal"/>
+      <w:lvlText w:val="%3."/>
+      <w:lvlJc w:val="left"/>
+      <w:pPr>
+        <w:tabs>
+          <w:tab w:val="num" w:pos="1440"/>
+        </w:tabs>
+        <w:ind w:left="1440" w:hanging="360"/>
+      </w:pPr>
+      <w:rPr/>
+    </w:lvl>
+    <w:lvl w:ilvl="3">
+      <w:start w:val="1"/>
+      <w:numFmt w:val="decimal"/>
+      <w:lvlText w:val="%4."/>
+      <w:lvlJc w:val="left"/>
+      <w:pPr>
+        <w:tabs>
+          <w:tab w:val="num" w:pos="1800"/>
+        </w:tabs>
+        <w:ind w:left="1800" w:hanging="360"/>
+      </w:pPr>
+      <w:rPr/>
+    </w:lvl>
+    <w:lvl w:ilvl="4">
+      <w:start w:val="1"/>
+      <w:numFmt w:val="decimal"/>
+      <w:lvlText w:val="%5."/>
+      <w:lvlJc w:val="left"/>
+      <w:pPr>
+        <w:tabs>
+          <w:tab w:val="num" w:pos="2160"/>
+        </w:tabs>
+        <w:ind w:left="2160" w:hanging="360"/>
+      </w:pPr>
+      <w:rPr/>
+    </w:lvl>
+    <w:lvl w:ilvl="5">
+      <w:start w:val="1"/>
+      <w:numFmt w:val="decimal"/>
+      <w:lvlText w:val="%6."/>
+      <w:lvlJc w:val="left"/>
+      <w:pPr>
+        <w:tabs>
+          <w:tab w:val="num" w:pos="2520"/>
+        </w:tabs>
+        <w:ind w:left="2520" w:hanging="360"/>
+      </w:pPr>
+      <w:rPr/>
+    </w:lvl>
+    <w:lvl w:ilvl="6">
+      <w:start w:val="1"/>
+      <w:numFmt w:val="decimal"/>
+      <w:lvlText w:val="%7."/>
+      <w:lvlJc w:val="left"/>
+      <w:pPr>
+        <w:tabs>
+          <w:tab w:val="num" w:pos="2880"/>
+        </w:tabs>
+        <w:ind w:left="2880" w:hanging="360"/>
+      </w:pPr>
+      <w:rPr/>
+    </w:lvl>
+    <w:lvl w:ilvl="7">
+      <w:start w:val="1"/>
+      <w:numFmt w:val="decimal"/>
+      <w:lvlText w:val="%8."/>
+      <w:lvlJc w:val="left"/>
+      <w:pPr>
+        <w:tabs>
+          <w:tab w:val="num" w:pos="3240"/>
+        </w:tabs>
+        <w:ind w:left="3240" w:hanging="360"/>
+      </w:pPr>
+      <w:rPr/>
+    </w:lvl>
+    <w:lvl w:ilvl="8">
+      <w:start w:val="1"/>
+      <w:numFmt w:val="decimal"/>
+      <w:lvlText w:val="%9."/>
+      <w:lvlJc w:val="left"/>
+      <w:pPr>
+        <w:tabs>
+          <w:tab w:val="num" w:pos="3600"/>
+        </w:tabs>
+        <w:ind w:left="3600" w:hanging="360"/>
+      </w:pPr>
+      <w:rPr/>
+    </w:lvl>
+  </w:abstractNum>
+  <w:abstractNum w:abstractNumId="5">
+    <w:lvl w:ilvl="0">
+      <w:start w:val="1"/>
+      <w:numFmt w:val="bullet"/>
+      <w:lvlText w:val=""/>
+      <w:lvlJc w:val="left"/>
+      <w:pPr>
+        <w:tabs>
+          <w:tab w:val="num" w:pos="0"/>
+        </w:tabs>
+        <w:ind w:left="720" w:hanging="360"/>
+      </w:pPr>
+      <w:rPr>
+        <w:rFonts w:ascii="Symbol" w:hAnsi="Symbol" w:cs="Symbol" w:hint="default"/>
+      </w:rPr>
+    </w:lvl>
+    <w:lvl w:ilvl="1">
+      <w:start w:val="1"/>
+      <w:numFmt w:val="decimal"/>
+      <w:lvlText w:val="%2."/>
+      <w:lvlJc w:val="left"/>
+      <w:pPr>
+        <w:tabs>
+          <w:tab w:val="num" w:pos="1080"/>
+        </w:tabs>
+        <w:ind w:left="1080" w:hanging="360"/>
+      </w:pPr>
+      <w:rPr/>
+    </w:lvl>
+    <w:lvl w:ilvl="2">
+      <w:start w:val="1"/>
+      <w:numFmt w:val="decimal"/>
+      <w:lvlText w:val="%3."/>
+      <w:lvlJc w:val="left"/>
+      <w:pPr>
+        <w:tabs>
+          <w:tab w:val="num" w:pos="1440"/>
+        </w:tabs>
+        <w:ind w:left="1440" w:hanging="360"/>
+      </w:pPr>
+      <w:rPr/>
+    </w:lvl>
+    <w:lvl w:ilvl="3">
+      <w:start w:val="1"/>
+      <w:numFmt w:val="decimal"/>
+      <w:lvlText w:val="%4."/>
+      <w:lvlJc w:val="left"/>
+      <w:pPr>
+        <w:tabs>
+          <w:tab w:val="num" w:pos="1800"/>
+        </w:tabs>
+        <w:ind w:left="1800" w:hanging="360"/>
+      </w:pPr>
+      <w:rPr/>
+    </w:lvl>
+    <w:lvl w:ilvl="4">
+      <w:start w:val="1"/>
+      <w:numFmt w:val="decimal"/>
+      <w:lvlText w:val="%5."/>
+      <w:lvlJc w:val="left"/>
+      <w:pPr>
+        <w:tabs>
+          <w:tab w:val="num" w:pos="2160"/>
+        </w:tabs>
+        <w:ind w:left="2160" w:hanging="360"/>
+      </w:pPr>
+      <w:rPr/>
+    </w:lvl>
+    <w:lvl w:ilvl="5">
+      <w:start w:val="1"/>
+      <w:numFmt w:val="decimal"/>
+      <w:lvlText w:val="%6."/>
+      <w:lvlJc w:val="left"/>
+      <w:pPr>
+        <w:tabs>
+          <w:tab w:val="num" w:pos="2520"/>
+        </w:tabs>
+        <w:ind w:left="2520" w:hanging="360"/>
+      </w:pPr>
+      <w:rPr/>
+    </w:lvl>
+    <w:lvl w:ilvl="6">
+      <w:start w:val="1"/>
+      <w:numFmt w:val="decimal"/>
+      <w:lvlText w:val="%7."/>
+      <w:lvlJc w:val="left"/>
+      <w:pPr>
+        <w:tabs>
+          <w:tab w:val="num" w:pos="2880"/>
+        </w:tabs>
+        <w:ind w:left="2880" w:hanging="360"/>
+      </w:pPr>
+      <w:rPr/>
+    </w:lvl>
+    <w:lvl w:ilvl="7">
+      <w:start w:val="1"/>
+      <w:numFmt w:val="decimal"/>
+      <w:lvlText w:val="%8."/>
+      <w:lvlJc w:val="left"/>
+      <w:pPr>
+        <w:tabs>
+          <w:tab w:val="num" w:pos="3240"/>
+        </w:tabs>
+        <w:ind w:left="3240" w:hanging="360"/>
+      </w:pPr>
+      <w:rPr/>
+    </w:lvl>
+    <w:lvl w:ilvl="8">
+      <w:start w:val="1"/>
+      <w:numFmt w:val="decimal"/>
+      <w:lvlText w:val="%9."/>
+      <w:lvlJc w:val="left"/>
+      <w:pPr>
+        <w:tabs>
+          <w:tab w:val="num" w:pos="3600"/>
+        </w:tabs>
+        <w:ind w:left="3600" w:hanging="360"/>
+      </w:pPr>
+      <w:rPr/>
+    </w:lvl>
+  </w:abstractNum>
+  <w:abstractNum w:abstractNumId="6">
+    <w:lvl w:ilvl="0">
+      <w:start w:val="1"/>
+      <w:numFmt w:val="bullet"/>
+      <w:lvlText w:val=""/>
+      <w:lvlJc w:val="left"/>
+      <w:pPr>
+        <w:tabs>
+          <w:tab w:val="num" w:pos="0"/>
+        </w:tabs>
+        <w:ind w:left="720" w:hanging="360"/>
+      </w:pPr>
+      <w:rPr>
+        <w:rFonts w:ascii="Symbol" w:hAnsi="Symbol" w:cs="Symbol" w:hint="default"/>
+      </w:rPr>
+    </w:lvl>
+    <w:lvl w:ilvl="1">
+      <w:start w:val="1"/>
+      <w:numFmt w:val="decimal"/>
+      <w:lvlText w:val="%2."/>
+      <w:lvlJc w:val="left"/>
+      <w:pPr>
+        <w:tabs>
+          <w:tab w:val="num" w:pos="1080"/>
+        </w:tabs>
+        <w:ind w:left="1080" w:hanging="360"/>
+      </w:pPr>
+      <w:rPr/>
+    </w:lvl>
+    <w:lvl w:ilvl="2">
+      <w:start w:val="1"/>
+      <w:numFmt w:val="decimal"/>
+      <w:lvlText w:val="%3."/>
+      <w:lvlJc w:val="left"/>
+      <w:pPr>
+        <w:tabs>
+          <w:tab w:val="num" w:pos="1440"/>
+        </w:tabs>
+        <w:ind w:left="1440" w:hanging="360"/>
+      </w:pPr>
+      <w:rPr/>
+    </w:lvl>
+    <w:lvl w:ilvl="3">
+      <w:start w:val="1"/>
+      <w:numFmt w:val="decimal"/>
+      <w:lvlText w:val="%4."/>
+      <w:lvlJc w:val="left"/>
+      <w:pPr>
+        <w:tabs>
+          <w:tab w:val="num" w:pos="1800"/>
+        </w:tabs>
+        <w:ind w:left="1800" w:hanging="360"/>
+      </w:pPr>
+      <w:rPr/>
+    </w:lvl>
+    <w:lvl w:ilvl="4">
+      <w:start w:val="1"/>
+      <w:numFmt w:val="decimal"/>
+      <w:lvlText w:val="%5."/>
+      <w:lvlJc w:val="left"/>
+      <w:pPr>
+        <w:tabs>
+          <w:tab w:val="num" w:pos="2160"/>
+        </w:tabs>
+        <w:ind w:left="2160" w:hanging="360"/>
+      </w:pPr>
+      <w:rPr/>
+    </w:lvl>
+    <w:lvl w:ilvl="5">
+      <w:start w:val="1"/>
+      <w:numFmt w:val="decimal"/>
+      <w:lvlText w:val="%6."/>
+      <w:lvlJc w:val="left"/>
+      <w:pPr>
+        <w:tabs>
+          <w:tab w:val="num" w:pos="2520"/>
+        </w:tabs>
+        <w:ind w:left="2520" w:hanging="360"/>
+      </w:pPr>
+      <w:rPr/>
+    </w:lvl>
+    <w:lvl w:ilvl="6">
+      <w:start w:val="1"/>
+      <w:numFmt w:val="decimal"/>
+      <w:lvlText w:val="%7."/>
+      <w:lvlJc w:val="left"/>
+      <w:pPr>
+        <w:tabs>
+          <w:tab w:val="num" w:pos="2880"/>
+        </w:tabs>
+        <w:ind w:left="2880" w:hanging="360"/>
+      </w:pPr>
+      <w:rPr/>
+    </w:lvl>
+    <w:lvl w:ilvl="7">
+      <w:start w:val="1"/>
+      <w:numFmt w:val="decimal"/>
+      <w:lvlText w:val="%8."/>
+      <w:lvlJc w:val="left"/>
+      <w:pPr>
+        <w:tabs>
+          <w:tab w:val="num" w:pos="3240"/>
+        </w:tabs>
+        <w:ind w:left="3240" w:hanging="360"/>
+      </w:pPr>
+      <w:rPr/>
+    </w:lvl>
+    <w:lvl w:ilvl="8">
+      <w:start w:val="1"/>
+      <w:numFmt w:val="decimal"/>
+      <w:lvlText w:val="%9."/>
+      <w:lvlJc w:val="left"/>
+      <w:pPr>
+        <w:tabs>
+          <w:tab w:val="num" w:pos="3600"/>
+        </w:tabs>
+        <w:ind w:left="3600" w:hanging="360"/>
+      </w:pPr>
+      <w:rPr/>
+    </w:lvl>
+  </w:abstractNum>
+  <w:abstractNum w:abstractNumId="7">
+    <w:lvl w:ilvl="0">
+      <w:start w:val="1"/>
+      <w:numFmt w:val="bullet"/>
+      <w:lvlText w:val=""/>
+      <w:lvlJc w:val="left"/>
+      <w:pPr>
+        <w:tabs>
+          <w:tab w:val="num" w:pos="0"/>
+        </w:tabs>
+        <w:ind w:left="720" w:hanging="360"/>
+      </w:pPr>
+      <w:rPr>
+        <w:rFonts w:ascii="Symbol" w:hAnsi="Symbol" w:cs="Symbol" w:hint="default"/>
+      </w:rPr>
+    </w:lvl>
+    <w:lvl w:ilvl="1">
+      <w:start w:val="1"/>
+      <w:numFmt w:val="decimal"/>
+      <w:lvlText w:val="%2."/>
+      <w:lvlJc w:val="left"/>
+      <w:pPr>
+        <w:tabs>
+          <w:tab w:val="num" w:pos="1080"/>
+        </w:tabs>
+        <w:ind w:left="1080" w:hanging="360"/>
+      </w:pPr>
+      <w:rPr/>
+    </w:lvl>
+    <w:lvl w:ilvl="2">
+      <w:start w:val="1"/>
+      <w:numFmt w:val="decimal"/>
+      <w:lvlText w:val="%3."/>
+      <w:lvlJc w:val="left"/>
+      <w:pPr>
+        <w:tabs>
+          <w:tab w:val="num" w:pos="1440"/>
+        </w:tabs>
+        <w:ind w:left="1440" w:hanging="360"/>
+      </w:pPr>
+      <w:rPr/>
+    </w:lvl>
+    <w:lvl w:ilvl="3">
+      <w:start w:val="1"/>
+      <w:numFmt w:val="decimal"/>
+      <w:lvlText w:val="%4."/>
+      <w:lvlJc w:val="left"/>
+      <w:pPr>
+        <w:tabs>
+          <w:tab w:val="num" w:pos="1800"/>
+        </w:tabs>
+        <w:ind w:left="1800" w:hanging="360"/>
+      </w:pPr>
+      <w:rPr/>
+    </w:lvl>
+    <w:lvl w:ilvl="4">
+      <w:start w:val="1"/>
+      <w:numFmt w:val="decimal"/>
+      <w:lvlText w:val="%5."/>
+      <w:lvlJc w:val="left"/>
+      <w:pPr>
+        <w:tabs>
+          <w:tab w:val="num" w:pos="2160"/>
+        </w:tabs>
+        <w:ind w:left="2160" w:hanging="360"/>
+      </w:pPr>
+      <w:rPr/>
+    </w:lvl>
+    <w:lvl w:ilvl="5">
+      <w:start w:val="1"/>
+      <w:numFmt w:val="decimal"/>
+      <w:lvlText w:val="%6."/>
+      <w:lvlJc w:val="left"/>
+      <w:pPr>
+        <w:tabs>
+          <w:tab w:val="num" w:pos="2520"/>
+        </w:tabs>
+        <w:ind w:left="2520" w:hanging="360"/>
+      </w:pPr>
+      <w:rPr/>
+    </w:lvl>
+    <w:lvl w:ilvl="6">
+      <w:start w:val="1"/>
+      <w:numFmt w:val="decimal"/>
+      <w:lvlText w:val="%7."/>
+      <w:lvlJc w:val="left"/>
+      <w:pPr>
+        <w:tabs>
+          <w:tab w:val="num" w:pos="2880"/>
+        </w:tabs>
+        <w:ind w:left="2880" w:hanging="360"/>
+      </w:pPr>
+      <w:rPr/>
+    </w:lvl>
+    <w:lvl w:ilvl="7">
+      <w:start w:val="1"/>
+      <w:numFmt w:val="decimal"/>
+      <w:lvlText w:val="%8."/>
+      <w:lvlJc w:val="left"/>
+      <w:pPr>
+        <w:tabs>
+          <w:tab w:val="num" w:pos="3240"/>
+        </w:tabs>
+        <w:ind w:left="3240" w:hanging="360"/>
+      </w:pPr>
+      <w:rPr/>
+    </w:lvl>
+    <w:lvl w:ilvl="8">
+      <w:start w:val="1"/>
+      <w:numFmt w:val="decimal"/>
+      <w:lvlText w:val="%9."/>
+      <w:lvlJc w:val="left"/>
+      <w:pPr>
+        <w:tabs>
+          <w:tab w:val="num" w:pos="3600"/>
+        </w:tabs>
+        <w:ind w:left="3600" w:hanging="360"/>
+      </w:pPr>
+      <w:rPr/>
+    </w:lvl>
+  </w:abstractNum>
+  <w:abstractNum w:abstractNumId="8">
+    <w:lvl w:ilvl="0">
+      <w:start w:val="1"/>
+      <w:numFmt w:val="bullet"/>
+      <w:lvlText w:val=""/>
+      <w:lvlJc w:val="left"/>
+      <w:pPr>
+        <w:tabs>
+          <w:tab w:val="num" w:pos="0"/>
+        </w:tabs>
+        <w:ind w:left="720" w:hanging="360"/>
+      </w:pPr>
+      <w:rPr>
+        <w:rFonts w:ascii="Symbol" w:hAnsi="Symbol" w:cs="Symbol" w:hint="default"/>
+      </w:rPr>
+    </w:lvl>
+    <w:lvl w:ilvl="1">
+      <w:start w:val="1"/>
+      <w:numFmt w:val="decimal"/>
+      <w:lvlText w:val="%2."/>
+      <w:lvlJc w:val="left"/>
+      <w:pPr>
+        <w:tabs>
+          <w:tab w:val="num" w:pos="1080"/>
+        </w:tabs>
+        <w:ind w:left="1080" w:hanging="360"/>
+      </w:pPr>
+      <w:rPr/>
+    </w:lvl>
+    <w:lvl w:ilvl="2">
+      <w:start w:val="1"/>
+      <w:numFmt w:val="decimal"/>
+      <w:lvlText w:val="%3."/>
+      <w:lvlJc w:val="left"/>
+      <w:pPr>
+        <w:tabs>
+          <w:tab w:val="num" w:pos="1440"/>
+        </w:tabs>
+        <w:ind w:left="1440" w:hanging="360"/>
+      </w:pPr>
+      <w:rPr/>
+    </w:lvl>
+    <w:lvl w:ilvl="3">
+      <w:start w:val="1"/>
+      <w:numFmt w:val="decimal"/>
+      <w:lvlText w:val="%4."/>
+      <w:lvlJc w:val="left"/>
+      <w:pPr>
+        <w:tabs>
+          <w:tab w:val="num" w:pos="1800"/>
+        </w:tabs>
+        <w:ind w:left="1800" w:hanging="360"/>
+      </w:pPr>
+      <w:rPr/>
+    </w:lvl>
+    <w:lvl w:ilvl="4">
+      <w:start w:val="1"/>
+      <w:numFmt w:val="decimal"/>
+      <w:lvlText w:val="%5."/>
+      <w:lvlJc w:val="left"/>
+      <w:pPr>
+        <w:tabs>
+          <w:tab w:val="num" w:pos="2160"/>
+        </w:tabs>
+        <w:ind w:left="2160" w:hanging="360"/>
+      </w:pPr>
+      <w:rPr/>
+    </w:lvl>
+    <w:lvl w:ilvl="5">
+      <w:start w:val="1"/>
+      <w:numFmt w:val="decimal"/>
+      <w:lvlText w:val="%6."/>
+      <w:lvlJc w:val="left"/>
+      <w:pPr>
+        <w:tabs>
+          <w:tab w:val="num" w:pos="2520"/>
+        </w:tabs>
+        <w:ind w:left="2520" w:hanging="360"/>
+      </w:pPr>
+      <w:rPr/>
+    </w:lvl>
+    <w:lvl w:ilvl="6">
+      <w:start w:val="1"/>
+      <w:numFmt w:val="decimal"/>
+      <w:lvlText w:val="%7."/>
+      <w:lvlJc w:val="left"/>
+      <w:pPr>
+        <w:tabs>
+          <w:tab w:val="num" w:pos="2880"/>
+        </w:tabs>
+        <w:ind w:left="2880" w:hanging="360"/>
+      </w:pPr>
+      <w:rPr/>
+    </w:lvl>
+    <w:lvl w:ilvl="7">
+      <w:start w:val="1"/>
+      <w:numFmt w:val="decimal"/>
+      <w:lvlText w:val="%8."/>
+      <w:lvlJc w:val="left"/>
+      <w:pPr>
+        <w:tabs>
+          <w:tab w:val="num" w:pos="3240"/>
+        </w:tabs>
+        <w:ind w:left="3240" w:hanging="360"/>
+      </w:pPr>
+      <w:rPr/>
+    </w:lvl>
+    <w:lvl w:ilvl="8">
+      <w:start w:val="1"/>
+      <w:numFmt w:val="decimal"/>
+      <w:lvlText w:val="%9."/>
+      <w:lvlJc w:val="left"/>
+      <w:pPr>
+        <w:tabs>
+          <w:tab w:val="num" w:pos="3600"/>
+        </w:tabs>
+        <w:ind w:left="3600" w:hanging="360"/>
+      </w:pPr>
+      <w:rPr/>
+    </w:lvl>
+  </w:abstractNum>
+  <w:abstractNum w:abstractNumId="9">
+    <w:lvl w:ilvl="0">
+      <w:start w:val="1"/>
+      <w:numFmt w:val="bullet"/>
+      <w:lvlText w:val=""/>
+      <w:lvlJc w:val="left"/>
+      <w:pPr>
+        <w:tabs>
+          <w:tab w:val="num" w:pos="0"/>
+        </w:tabs>
+        <w:ind w:left="720" w:hanging="360"/>
+      </w:pPr>
+      <w:rPr>
+        <w:rFonts w:ascii="Symbol" w:hAnsi="Symbol" w:cs="Symbol" w:hint="default"/>
+      </w:rPr>
+    </w:lvl>
+    <w:lvl w:ilvl="1">
+      <w:start w:val="1"/>
+      <w:numFmt w:val="decimal"/>
+      <w:lvlText w:val="%2."/>
+      <w:lvlJc w:val="left"/>
+      <w:pPr>
+        <w:tabs>
+          <w:tab w:val="num" w:pos="1080"/>
+        </w:tabs>
+        <w:ind w:left="1080" w:hanging="360"/>
+      </w:pPr>
+      <w:rPr/>
+    </w:lvl>
+    <w:lvl w:ilvl="2">
+      <w:start w:val="1"/>
+      <w:numFmt w:val="decimal"/>
+      <w:lvlText w:val="%3."/>
+      <w:lvlJc w:val="left"/>
+      <w:pPr>
+        <w:tabs>
+          <w:tab w:val="num" w:pos="1440"/>
+        </w:tabs>
+        <w:ind w:left="1440" w:hanging="360"/>
+      </w:pPr>
+      <w:rPr/>
+    </w:lvl>
+    <w:lvl w:ilvl="3">
+      <w:start w:val="1"/>
+      <w:numFmt w:val="decimal"/>
+      <w:lvlText w:val="%4."/>
+      <w:lvlJc w:val="left"/>
+      <w:pPr>
+        <w:tabs>
+          <w:tab w:val="num" w:pos="1800"/>
+        </w:tabs>
+        <w:ind w:left="1800" w:hanging="360"/>
+      </w:pPr>
+      <w:rPr/>
+    </w:lvl>
+    <w:lvl w:ilvl="4">
+      <w:start w:val="1"/>
+      <w:numFmt w:val="decimal"/>
+      <w:lvlText w:val="%5."/>
+      <w:lvlJc w:val="left"/>
+      <w:pPr>
+        <w:tabs>
+          <w:tab w:val="num" w:pos="2160"/>
+        </w:tabs>
+        <w:ind w:left="2160" w:hanging="360"/>
+      </w:pPr>
+      <w:rPr/>
+    </w:lvl>
+    <w:lvl w:ilvl="5">
+      <w:start w:val="1"/>
+      <w:numFmt w:val="decimal"/>
+      <w:lvlText w:val="%6."/>
+      <w:lvlJc w:val="left"/>
+      <w:pPr>
+        <w:tabs>
+          <w:tab w:val="num" w:pos="2520"/>
+        </w:tabs>
+        <w:ind w:left="2520" w:hanging="360"/>
+      </w:pPr>
+      <w:rPr/>
+    </w:lvl>
+    <w:lvl w:ilvl="6">
+      <w:start w:val="1"/>
+      <w:numFmt w:val="decimal"/>
+      <w:lvlText w:val="%7."/>
+      <w:lvlJc w:val="left"/>
+      <w:pPr>
+        <w:tabs>
+          <w:tab w:val="num" w:pos="2880"/>
+        </w:tabs>
+        <w:ind w:left="2880" w:hanging="360"/>
+      </w:pPr>
+      <w:rPr/>
+    </w:lvl>
+    <w:lvl w:ilvl="7">
+      <w:start w:val="1"/>
+      <w:numFmt w:val="decimal"/>
+      <w:lvlText w:val="%8."/>
+      <w:lvlJc w:val="left"/>
+      <w:pPr>
+        <w:tabs>
+          <w:tab w:val="num" w:pos="3240"/>
+        </w:tabs>
+        <w:ind w:left="3240" w:hanging="360"/>
+      </w:pPr>
+      <w:rPr/>
+    </w:lvl>
+    <w:lvl w:ilvl="8">
+      <w:start w:val="1"/>
+      <w:numFmt w:val="decimal"/>
+      <w:lvlText w:val="%9."/>
+      <w:lvlJc w:val="left"/>
+      <w:pPr>
+        <w:tabs>
+          <w:tab w:val="num" w:pos="3600"/>
+        </w:tabs>
+        <w:ind w:left="3600" w:hanging="360"/>
+      </w:pPr>
+      <w:rPr/>
+    </w:lvl>
+  </w:abstractNum>
+  <w:abstractNum w:abstractNumId="10">
+    <w:lvl w:ilvl="0">
+      <w:start w:val="1"/>
+      <w:numFmt w:val="bullet"/>
+      <w:lvlText w:val=""/>
+      <w:lvlJc w:val="left"/>
+      <w:pPr>
+        <w:tabs>
+          <w:tab w:val="num" w:pos="0"/>
+        </w:tabs>
+        <w:ind w:left="720" w:hanging="360"/>
+      </w:pPr>
+      <w:rPr>
+        <w:rFonts w:ascii="Symbol" w:hAnsi="Symbol" w:cs="Symbol" w:hint="default"/>
+      </w:rPr>
+    </w:lvl>
+    <w:lvl w:ilvl="1">
+      <w:start w:val="1"/>
+      <w:numFmt w:val="decimal"/>
+      <w:lvlText w:val="%2."/>
+      <w:lvlJc w:val="left"/>
+      <w:pPr>
+        <w:tabs>
+          <w:tab w:val="num" w:pos="1080"/>
+        </w:tabs>
+        <w:ind w:left="1080" w:hanging="360"/>
+      </w:pPr>
+      <w:rPr/>
+    </w:lvl>
+    <w:lvl w:ilvl="2">
+      <w:start w:val="1"/>
+      <w:numFmt w:val="decimal"/>
+      <w:lvlText w:val="%3."/>
+      <w:lvlJc w:val="left"/>
+      <w:pPr>
+        <w:tabs>
+          <w:tab w:val="num" w:pos="1440"/>
+        </w:tabs>
+        <w:ind w:left="1440" w:hanging="360"/>
+      </w:pPr>
+      <w:rPr/>
+    </w:lvl>
+    <w:lvl w:ilvl="3">
+      <w:start w:val="1"/>
+      <w:numFmt w:val="decimal"/>
+      <w:lvlText w:val="%4."/>
+      <w:lvlJc w:val="left"/>
+      <w:pPr>
+        <w:tabs>
+          <w:tab w:val="num" w:pos="1800"/>
+        </w:tabs>
+        <w:ind w:left="1800" w:hanging="360"/>
+      </w:pPr>
+      <w:rPr/>
+    </w:lvl>
+    <w:lvl w:ilvl="4">
+      <w:start w:val="1"/>
+      <w:numFmt w:val="decimal"/>
+      <w:lvlText w:val="%5."/>
+      <w:lvlJc w:val="left"/>
+      <w:pPr>
+        <w:tabs>
+          <w:tab w:val="num" w:pos="2160"/>
+        </w:tabs>
+        <w:ind w:left="2160" w:hanging="360"/>
+      </w:pPr>
+      <w:rPr/>
+    </w:lvl>
+    <w:lvl w:ilvl="5">
+      <w:start w:val="1"/>
+      <w:numFmt w:val="decimal"/>
+      <w:lvlText w:val="%6."/>
+      <w:lvlJc w:val="left"/>
+      <w:pPr>
+        <w:tabs>
+          <w:tab w:val="num" w:pos="2520"/>
+        </w:tabs>
+        <w:ind w:left="2520" w:hanging="360"/>
+      </w:pPr>
+      <w:rPr/>
+    </w:lvl>
+    <w:lvl w:ilvl="6">
+      <w:start w:val="1"/>
+      <w:numFmt w:val="decimal"/>
+      <w:lvlText w:val="%7."/>
+      <w:lvlJc w:val="left"/>
+      <w:pPr>
+        <w:tabs>
+          <w:tab w:val="num" w:pos="2880"/>
+        </w:tabs>
+        <w:ind w:left="2880" w:hanging="360"/>
+      </w:pPr>
+      <w:rPr/>
+    </w:lvl>
+    <w:lvl w:ilvl="7">
+      <w:start w:val="1"/>
+      <w:numFmt w:val="decimal"/>
+      <w:lvlText w:val="%8."/>
+      <w:lvlJc w:val="left"/>
+      <w:pPr>
+        <w:tabs>
+          <w:tab w:val="num" w:pos="3240"/>
+        </w:tabs>
+        <w:ind w:left="3240" w:hanging="360"/>
+      </w:pPr>
+      <w:rPr/>
+    </w:lvl>
+    <w:lvl w:ilvl="8">
+      <w:start w:val="1"/>
+      <w:numFmt w:val="decimal"/>
+      <w:lvlText w:val="%9."/>
+      <w:lvlJc w:val="left"/>
+      <w:pPr>
+        <w:tabs>
+          <w:tab w:val="num" w:pos="3600"/>
+        </w:tabs>
+        <w:ind w:left="3600" w:hanging="360"/>
+      </w:pPr>
+      <w:rPr/>
+    </w:lvl>
+  </w:abstractNum>
+  <w:abstractNum w:abstractNumId="11">
+    <w:lvl w:ilvl="0">
+      <w:start w:val="1"/>
+      <w:numFmt w:val="bullet"/>
+      <w:lvlText w:val=""/>
+      <w:lvlJc w:val="left"/>
+      <w:pPr>
+        <w:tabs>
+          <w:tab w:val="num" w:pos="0"/>
+        </w:tabs>
+        <w:ind w:left="720" w:hanging="360"/>
+      </w:pPr>
+      <w:rPr>
+        <w:rFonts w:ascii="Symbol" w:hAnsi="Symbol" w:cs="Symbol" w:hint="default"/>
+      </w:rPr>
+    </w:lvl>
+    <w:lvl w:ilvl="1">
+      <w:start w:val="1"/>
+      <w:numFmt w:val="decimal"/>
+      <w:lvlText w:val="%2."/>
+      <w:lvlJc w:val="left"/>
+      <w:pPr>
+        <w:tabs>
+          <w:tab w:val="num" w:pos="1080"/>
+        </w:tabs>
+        <w:ind w:left="1080" w:hanging="360"/>
+      </w:pPr>
+      <w:rPr/>
+    </w:lvl>
+    <w:lvl w:ilvl="2">
+      <w:start w:val="1"/>
+      <w:numFmt w:val="decimal"/>
+      <w:lvlText w:val="%3."/>
+      <w:lvlJc w:val="left"/>
+      <w:pPr>
+        <w:tabs>
+          <w:tab w:val="num" w:pos="1440"/>
+        </w:tabs>
+        <w:ind w:left="1440" w:hanging="360"/>
+      </w:pPr>
+      <w:rPr/>
+    </w:lvl>
+    <w:lvl w:ilvl="3">
+      <w:start w:val="1"/>
+      <w:numFmt w:val="decimal"/>
+      <w:lvlText w:val="%4."/>
+      <w:lvlJc w:val="left"/>
+      <w:pPr>
+        <w:tabs>
+          <w:tab w:val="num" w:pos="1800"/>
+        </w:tabs>
+        <w:ind w:left="1800" w:hanging="360"/>
+      </w:pPr>
+      <w:rPr/>
+    </w:lvl>
+    <w:lvl w:ilvl="4">
+      <w:start w:val="1"/>
+      <w:numFmt w:val="decimal"/>
+      <w:lvlText w:val="%5."/>
+      <w:lvlJc w:val="left"/>
+      <w:pPr>
+        <w:tabs>
+          <w:tab w:val="num" w:pos="2160"/>
+        </w:tabs>
+        <w:ind w:left="2160" w:hanging="360"/>
+      </w:pPr>
+      <w:rPr/>
+    </w:lvl>
+    <w:lvl w:ilvl="5">
+      <w:start w:val="1"/>
+      <w:numFmt w:val="decimal"/>
+      <w:lvlText w:val="%6."/>
+      <w:lvlJc w:val="left"/>
+      <w:pPr>
+        <w:tabs>
+          <w:tab w:val="num" w:pos="2520"/>
+        </w:tabs>
+        <w:ind w:left="2520" w:hanging="360"/>
+      </w:pPr>
+      <w:rPr/>
+    </w:lvl>
+    <w:lvl w:ilvl="6">
+      <w:start w:val="1"/>
+      <w:numFmt w:val="decimal"/>
+      <w:lvlText w:val="%7."/>
+      <w:lvlJc w:val="left"/>
+      <w:pPr>
+        <w:tabs>
+          <w:tab w:val="num" w:pos="2880"/>
+        </w:tabs>
+        <w:ind w:left="2880" w:hanging="360"/>
+      </w:pPr>
+      <w:rPr/>
+    </w:lvl>
+    <w:lvl w:ilvl="7">
+      <w:start w:val="1"/>
+      <w:numFmt w:val="decimal"/>
+      <w:lvlText w:val="%8."/>
+      <w:lvlJc w:val="left"/>
+      <w:pPr>
+        <w:tabs>
+          <w:tab w:val="num" w:pos="3240"/>
+        </w:tabs>
+        <w:ind w:left="3240" w:hanging="360"/>
+      </w:pPr>
+      <w:rPr/>
+    </w:lvl>
+    <w:lvl w:ilvl="8">
+      <w:start w:val="1"/>
+      <w:numFmt w:val="decimal"/>
+      <w:lvlText w:val="%9."/>
+      <w:lvlJc w:val="left"/>
+      <w:pPr>
+        <w:tabs>
+          <w:tab w:val="num" w:pos="3600"/>
+        </w:tabs>
+        <w:ind w:left="3600" w:hanging="360"/>
+      </w:pPr>
+      <w:rPr/>
+    </w:lvl>
+  </w:abstractNum>
+  <w:abstractNum w:abstractNumId="12">
+    <w:lvl w:ilvl="0">
+      <w:start w:val="1"/>
+      <w:numFmt w:val="bullet"/>
+      <w:lvlText w:val=""/>
+      <w:lvlJc w:val="left"/>
+      <w:pPr>
+        <w:tabs>
+          <w:tab w:val="num" w:pos="0"/>
+        </w:tabs>
+        <w:ind w:left="720" w:hanging="360"/>
+      </w:pPr>
+      <w:rPr>
+        <w:rFonts w:ascii="Symbol" w:hAnsi="Symbol" w:cs="Symbol" w:hint="default"/>
+      </w:rPr>
+    </w:lvl>
+    <w:lvl w:ilvl="1">
+      <w:start w:val="1"/>
+      <w:numFmt w:val="decimal"/>
+      <w:lvlText w:val="%2."/>
+      <w:lvlJc w:val="left"/>
+      <w:pPr>
+        <w:tabs>
+          <w:tab w:val="num" w:pos="1080"/>
+        </w:tabs>
+        <w:ind w:left="1080" w:hanging="360"/>
+      </w:pPr>
+      <w:rPr/>
+    </w:lvl>
+    <w:lvl w:ilvl="2">
+      <w:start w:val="1"/>
+      <w:numFmt w:val="decimal"/>
+      <w:lvlText w:val="%3."/>
+      <w:lvlJc w:val="left"/>
+      <w:pPr>
+        <w:tabs>
+          <w:tab w:val="num" w:pos="1440"/>
+        </w:tabs>
+        <w:ind w:left="1440" w:hanging="360"/>
+      </w:pPr>
+      <w:rPr/>
+    </w:lvl>
+    <w:lvl w:ilvl="3">
+      <w:start w:val="1"/>
+      <w:numFmt w:val="decimal"/>
+      <w:lvlText w:val="%4."/>
+      <w:lvlJc w:val="left"/>
+      <w:pPr>
+        <w:tabs>
+          <w:tab w:val="num" w:pos="1800"/>
+        </w:tabs>
+        <w:ind w:left="1800" w:hanging="360"/>
+      </w:pPr>
+      <w:rPr/>
+    </w:lvl>
+    <w:lvl w:ilvl="4">
+      <w:start w:val="1"/>
+      <w:numFmt w:val="decimal"/>
+      <w:lvlText w:val="%5."/>
+      <w:lvlJc w:val="left"/>
+      <w:pPr>
+        <w:tabs>
+          <w:tab w:val="num" w:pos="2160"/>
+        </w:tabs>
+        <w:ind w:left="2160" w:hanging="360"/>
+      </w:pPr>
+      <w:rPr/>
+    </w:lvl>
+    <w:lvl w:ilvl="5">
+      <w:start w:val="1"/>
+      <w:numFmt w:val="decimal"/>
+      <w:lvlText w:val="%6."/>
+      <w:lvlJc w:val="left"/>
+      <w:pPr>
+        <w:tabs>
+          <w:tab w:val="num" w:pos="2520"/>
+        </w:tabs>
+        <w:ind w:left="2520" w:hanging="360"/>
+      </w:pPr>
+      <w:rPr/>
+    </w:lvl>
+    <w:lvl w:ilvl="6">
+      <w:start w:val="1"/>
+      <w:numFmt w:val="decimal"/>
+      <w:lvlText w:val="%7."/>
+      <w:lvlJc w:val="left"/>
+      <w:pPr>
+        <w:tabs>
+          <w:tab w:val="num" w:pos="2880"/>
+        </w:tabs>
+        <w:ind w:left="2880" w:hanging="360"/>
+      </w:pPr>
+      <w:rPr/>
+    </w:lvl>
+    <w:lvl w:ilvl="7">
+      <w:start w:val="1"/>
+      <w:numFmt w:val="decimal"/>
+      <w:lvlText w:val="%8."/>
+      <w:lvlJc w:val="left"/>
+      <w:pPr>
+        <w:tabs>
+          <w:tab w:val="num" w:pos="3240"/>
+        </w:tabs>
+        <w:ind w:left="3240" w:hanging="360"/>
+      </w:pPr>
+      <w:rPr/>
+    </w:lvl>
+    <w:lvl w:ilvl="8">
+      <w:start w:val="1"/>
+      <w:numFmt w:val="decimal"/>
+      <w:lvlText w:val="%9."/>
+      <w:lvlJc w:val="left"/>
+      <w:pPr>
+        <w:tabs>
+          <w:tab w:val="num" w:pos="3600"/>
+        </w:tabs>
+        <w:ind w:left="3600" w:hanging="360"/>
+      </w:pPr>
+      <w:rPr/>
+    </w:lvl>
+  </w:abstractNum>
+  <w:abstractNum w:abstractNumId="13">
     <w:lvl w:ilvl="0">
       <w:start w:val="1"/>
       <w:numFmt w:val="none"/>
@@ -15689,10 +16811,67 @@
     <w:abstractNumId w:val="2"/>
   </w:num>
   <w:num w:numId="3">
-    <w:abstractNumId w:val="1"/>
-    <w:lvlOverride w:ilvl="0">
-      <w:startOverride w:val="1"/>
-    </w:lvlOverride>
+    <w:abstractNumId w:val="3"/>
+  </w:num>
+  <w:num w:numId="4">
+    <w:abstractNumId w:val="4"/>
+  </w:num>
+  <w:num w:numId="5">
+    <w:abstractNumId w:val="5"/>
+  </w:num>
+  <w:num w:numId="6">
+    <w:abstractNumId w:val="6"/>
+  </w:num>
+  <w:num w:numId="7">
+    <w:abstractNumId w:val="7"/>
+  </w:num>
+  <w:num w:numId="8">
+    <w:abstractNumId w:val="8"/>
+  </w:num>
+  <w:num w:numId="9">
+    <w:abstractNumId w:val="9"/>
+  </w:num>
+  <w:num w:numId="10">
+    <w:abstractNumId w:val="10"/>
+  </w:num>
+  <w:num w:numId="11">
+    <w:abstractNumId w:val="11"/>
+  </w:num>
+  <w:num w:numId="12">
+    <w:abstractNumId w:val="12"/>
+  </w:num>
+  <w:num w:numId="13">
+    <w:abstractNumId w:val="13"/>
+  </w:num>
+  <w:num w:numId="14">
+    <w:abstractNumId w:val="2"/>
+  </w:num>
+  <w:num w:numId="15">
+    <w:abstractNumId w:val="2"/>
+  </w:num>
+  <w:num w:numId="16">
+    <w:abstractNumId w:val="2"/>
+  </w:num>
+  <w:num w:numId="17">
+    <w:abstractNumId w:val="2"/>
+  </w:num>
+  <w:num w:numId="18">
+    <w:abstractNumId w:val="2"/>
+  </w:num>
+  <w:num w:numId="19">
+    <w:abstractNumId w:val="2"/>
+  </w:num>
+  <w:num w:numId="20">
+    <w:abstractNumId w:val="2"/>
+  </w:num>
+  <w:num w:numId="21">
+    <w:abstractNumId w:val="2"/>
+  </w:num>
+  <w:num w:numId="22">
+    <w:abstractNumId w:val="2"/>
+  </w:num>
+  <w:num w:numId="23">
+    <w:abstractNumId w:val="2"/>
   </w:num>
 </w:numbering>
 </file>
@@ -15719,6 +16898,7 @@
     <w:qFormat/>
     <w:pPr>
       <w:widowControl/>
+      <w:suppressAutoHyphens w:val="true"/>
       <w:bidi w:val="0"/>
       <w:spacing w:before="0" w:after="0"/>
       <w:jc w:val="left"/>
@@ -15831,6 +17011,13 @@
       <w:vertAlign w:val="superscript"/>
     </w:rPr>
   </w:style>
+  <w:style w:type="character" w:styleId="Caracteresdenotaderodapuser">
+    <w:name w:val="Caracteres de nota de rodapé (user)"/>
+    <w:qFormat/>
+    <w:rPr>
+      <w:vertAlign w:val="superscript"/>
+    </w:rPr>
+  </w:style>
   <w:style w:type="character" w:styleId="FootnoteReference">
     <w:name w:val="footnote reference"/>
     <w:rPr>
@@ -15858,6 +17045,13 @@
       <w:vertAlign w:val="superscript"/>
     </w:rPr>
   </w:style>
+  <w:style w:type="character" w:styleId="Caracteresdenotadefimuser">
+    <w:name w:val="Caracteres de nota de fim (user)"/>
+    <w:qFormat/>
+    <w:rPr>
+      <w:vertAlign w:val="superscript"/>
+    </w:rPr>
+  </w:style>
   <w:style w:type="character" w:styleId="EndnoteReference">
     <w:name w:val="endnote reference"/>
     <w:rPr>
@@ -15877,6 +17071,16 @@
   </w:style>
   <w:style w:type="character" w:styleId="Vnculodendice">
     <w:name w:val="Vínculo de índice"/>
+    <w:qFormat/>
+    <w:rPr/>
+  </w:style>
+  <w:style w:type="character" w:styleId="Vnculodendiceuser">
+    <w:name w:val="Vínculo de índice (user)"/>
+    <w:qFormat/>
+    <w:rPr/>
+  </w:style>
+  <w:style w:type="character" w:styleId="Smbolosdenumeraouser">
+    <w:name w:val="Símbolos de numeração (user)"/>
     <w:qFormat/>
     <w:rPr/>
   </w:style>
@@ -15938,6 +17142,32 @@
       <w:rFonts w:cs="FreeSans"/>
     </w:rPr>
   </w:style>
+  <w:style w:type="paragraph" w:styleId="Ttulouser">
+    <w:name w:val="Título (user)"/>
+    <w:basedOn w:val="Normal"/>
+    <w:next w:val="BodyText"/>
+    <w:qFormat/>
+    <w:pPr>
+      <w:keepNext w:val="true"/>
+      <w:spacing w:before="240" w:after="120"/>
+    </w:pPr>
+    <w:rPr>
+      <w:rFonts w:ascii="Liberation Sans" w:hAnsi="Liberation Sans" w:eastAsia="Noto Sans CJK SC" w:cs="FreeSans"/>
+      <w:sz w:val="28"/>
+      <w:szCs w:val="28"/>
+    </w:rPr>
+  </w:style>
+  <w:style w:type="paragraph" w:styleId="ndiceuser">
+    <w:name w:val="Índice (user)"/>
+    <w:basedOn w:val="Normal"/>
+    <w:qFormat/>
+    <w:pPr>
+      <w:suppressLineNumbers/>
+    </w:pPr>
+    <w:rPr>
+      <w:rFonts w:cs="FreeSans"/>
+    </w:rPr>
+  </w:style>
   <w:style w:type="paragraph" w:styleId="Title">
     <w:name w:val="Title"/>
     <w:basedOn w:val="Ttulo"/>
@@ -15953,6 +17183,7 @@
     <w:qFormat/>
     <w:pPr>
       <w:widowControl/>
+      <w:suppressAutoHyphens w:val="true"/>
       <w:bidi w:val="0"/>
       <w:spacing w:before="0" w:after="0"/>
       <w:jc w:val="left"/>
@@ -15973,6 +17204,7 @@
     <w:qFormat/>
     <w:pPr>
       <w:widowControl/>
+      <w:suppressAutoHyphens w:val="true"/>
       <w:bidi w:val="0"/>
       <w:spacing w:before="40" w:after="60"/>
       <w:jc w:val="left"/>
@@ -16018,6 +17250,13 @@
   </w:style>
   <w:style w:type="paragraph" w:styleId="Cabealhoerodap">
     <w:name w:val="Cabeçalho e rodapé"/>
+    <w:basedOn w:val="Normal"/>
+    <w:qFormat/>
+    <w:pPr/>
+    <w:rPr/>
+  </w:style>
+  <w:style w:type="paragraph" w:styleId="Cabealhoerodapuser">
+    <w:name w:val="Cabeçalho e rodapé (user)"/>
     <w:basedOn w:val="Normal"/>
     <w:qFormat/>
     <w:pPr/>
